--- a/Web-Technologies.docx
+++ b/Web-Technologies.docx
@@ -173,18 +173,7 @@
           <w:sz w:val="32"/>
           <w:szCs w:val="32"/>
         </w:rPr>
-        <w:t xml:space="preserve">1. </w:t>
-      </w:r>
-      <w:r>
-        <w:rPr>
-          <w:rFonts w:ascii="Times New Roman" w:hAnsi="Times New Roman" w:cs="Times New Roman"/>
-          <w:b/>
-          <w:bCs/>
-          <w:color w:val="0D0D0D" w:themeColor="text1" w:themeTint="F2"/>
-          <w:sz w:val="32"/>
-          <w:szCs w:val="32"/>
-        </w:rPr>
-        <w:t xml:space="preserve">Web Servers </w:t>
+        <w:t xml:space="preserve">1. Web Servers </w:t>
       </w:r>
     </w:p>
     <w:p>
@@ -296,6 +285,7 @@
       <w:r>
         <w:rPr>
           <w:rFonts w:ascii="Times New Roman" w:hAnsi="Times New Roman" w:cs="Times New Roman"/>
+          <w:noProof/>
           <w:color w:val="0D0D0D" w:themeColor="text1" w:themeTint="F2"/>
           <w:sz w:val="32"/>
           <w:szCs w:val="32"/>
@@ -641,6 +631,7 @@
           <w:rFonts w:ascii="Times New Roman" w:hAnsi="Times New Roman" w:cs="Times New Roman"/>
           <w:b/>
           <w:bCs/>
+          <w:noProof/>
           <w:color w:val="0D0D0D" w:themeColor="text1" w:themeTint="F2"/>
           <w:sz w:val="32"/>
           <w:szCs w:val="32"/>
@@ -874,6 +865,7 @@
       <w:r>
         <w:rPr>
           <w:rFonts w:ascii="Times New Roman" w:hAnsi="Times New Roman" w:cs="Times New Roman"/>
+          <w:noProof/>
           <w:color w:val="0D0D0D" w:themeColor="text1" w:themeTint="F2"/>
           <w:sz w:val="32"/>
           <w:szCs w:val="32"/>
@@ -1221,6 +1213,7 @@
       <w:r>
         <w:rPr>
           <w:rFonts w:ascii="Times New Roman" w:hAnsi="Times New Roman" w:cs="Times New Roman"/>
+          <w:noProof/>
           <w:color w:val="0D0D0D" w:themeColor="text1" w:themeTint="F2"/>
           <w:sz w:val="32"/>
           <w:szCs w:val="32"/>
@@ -2068,18 +2061,7 @@
           <w:sz w:val="32"/>
           <w:szCs w:val="32"/>
         </w:rPr>
-        <w:t>E</w:t>
-      </w:r>
-      <w:r>
-        <w:rPr>
-          <w:rFonts w:ascii="Times New Roman" w:hAnsi="Times New Roman" w:cs="Times New Roman"/>
-          <w:b/>
-          <w:bCs/>
-          <w:color w:val="0D0D0D" w:themeColor="text1" w:themeTint="F2"/>
-          <w:sz w:val="32"/>
-          <w:szCs w:val="32"/>
-        </w:rPr>
-        <w:t>xample:</w:t>
+        <w:t>Example:</w:t>
       </w:r>
       <w:r>
         <w:rPr>
@@ -2322,18 +2304,7 @@
           <w:sz w:val="32"/>
           <w:szCs w:val="32"/>
         </w:rPr>
-        <w:t xml:space="preserve">2. </w:t>
-      </w:r>
-      <w:r>
-        <w:rPr>
-          <w:rFonts w:ascii="Times New Roman" w:hAnsi="Times New Roman" w:cs="Times New Roman"/>
-          <w:b/>
-          <w:bCs/>
-          <w:color w:val="0D0D0D" w:themeColor="text1" w:themeTint="F2"/>
-          <w:sz w:val="32"/>
-          <w:szCs w:val="32"/>
-        </w:rPr>
-        <w:t>HTTPS (HTTP Secure):</w:t>
+        <w:t>2. HTTPS (HTTP Secure):</w:t>
       </w:r>
     </w:p>
     <w:p>
@@ -2526,10 +2497,1976 @@
         </w:tabs>
         <w:rPr>
           <w:rFonts w:ascii="Times New Roman" w:hAnsi="Times New Roman" w:cs="Times New Roman"/>
-          <w:sz w:val="32"/>
-          <w:szCs w:val="32"/>
-        </w:rPr>
-      </w:pPr>
+          <w:b/>
+          <w:bCs/>
+          <w:color w:val="215E99" w:themeColor="text2" w:themeTint="BF"/>
+          <w:sz w:val="32"/>
+          <w:szCs w:val="32"/>
+        </w:rPr>
+      </w:pPr>
+      <w:r>
+        <w:rPr>
+          <w:rFonts w:ascii="Times New Roman" w:hAnsi="Times New Roman" w:cs="Times New Roman"/>
+          <w:b/>
+          <w:bCs/>
+          <w:color w:val="215E99" w:themeColor="text2" w:themeTint="BF"/>
+          <w:sz w:val="32"/>
+          <w:szCs w:val="32"/>
+        </w:rPr>
+        <w:t>HTML (Hypertext Markup Language)</w:t>
+      </w:r>
+    </w:p>
+    <w:p>
+      <w:pPr>
+        <w:pStyle w:val="ListParagraph"/>
+        <w:numPr>
+          <w:ilvl w:val="0"/>
+          <w:numId w:val="31"/>
+        </w:numPr>
+        <w:tabs>
+          <w:tab w:val="left" w:pos="1680"/>
+        </w:tabs>
+        <w:rPr>
+          <w:rFonts w:ascii="Times New Roman" w:hAnsi="Times New Roman" w:cs="Times New Roman"/>
+          <w:sz w:val="32"/>
+          <w:szCs w:val="32"/>
+        </w:rPr>
+      </w:pPr>
+      <w:r>
+        <w:rPr>
+          <w:rFonts w:ascii="Times New Roman" w:hAnsi="Times New Roman" w:cs="Times New Roman"/>
+          <w:sz w:val="32"/>
+          <w:szCs w:val="32"/>
+        </w:rPr>
+        <w:t xml:space="preserve">A </w:t>
+      </w:r>
+      <w:r>
+        <w:rPr>
+          <w:rFonts w:ascii="Times New Roman" w:hAnsi="Times New Roman" w:cs="Times New Roman"/>
+          <w:b/>
+          <w:bCs/>
+          <w:sz w:val="32"/>
+          <w:szCs w:val="32"/>
+        </w:rPr>
+        <w:t>markup language</w:t>
+      </w:r>
+      <w:r>
+        <w:rPr>
+          <w:rFonts w:ascii="Times New Roman" w:hAnsi="Times New Roman" w:cs="Times New Roman"/>
+          <w:sz w:val="32"/>
+          <w:szCs w:val="32"/>
+        </w:rPr>
+        <w:t xml:space="preserve"> is a computer language that organizes and formats data in a document or webpage.</w:t>
+      </w:r>
+    </w:p>
+    <w:p>
+      <w:pPr>
+        <w:pStyle w:val="ListParagraph"/>
+        <w:numPr>
+          <w:ilvl w:val="0"/>
+          <w:numId w:val="31"/>
+        </w:numPr>
+        <w:tabs>
+          <w:tab w:val="left" w:pos="1680"/>
+        </w:tabs>
+        <w:rPr>
+          <w:rFonts w:ascii="Times New Roman" w:hAnsi="Times New Roman" w:cs="Times New Roman"/>
+          <w:sz w:val="32"/>
+          <w:szCs w:val="32"/>
+        </w:rPr>
+      </w:pPr>
+      <w:r>
+        <w:rPr>
+          <w:rFonts w:ascii="Times New Roman" w:hAnsi="Times New Roman" w:cs="Times New Roman"/>
+          <w:sz w:val="32"/>
+          <w:szCs w:val="32"/>
+        </w:rPr>
+        <w:t xml:space="preserve">In simple words, markup tells the browser </w:t>
+      </w:r>
+      <w:r>
+        <w:rPr>
+          <w:rFonts w:ascii="Times New Roman" w:hAnsi="Times New Roman" w:cs="Times New Roman"/>
+          <w:b/>
+          <w:bCs/>
+          <w:sz w:val="32"/>
+          <w:szCs w:val="32"/>
+        </w:rPr>
+        <w:t>how to display text, images, and other content</w:t>
+      </w:r>
+      <w:r>
+        <w:rPr>
+          <w:rFonts w:ascii="Times New Roman" w:hAnsi="Times New Roman" w:cs="Times New Roman"/>
+          <w:sz w:val="32"/>
+          <w:szCs w:val="32"/>
+        </w:rPr>
+        <w:t xml:space="preserve"> on the page.</w:t>
+      </w:r>
+    </w:p>
+    <w:p>
+      <w:pPr>
+        <w:pStyle w:val="ListParagraph"/>
+        <w:numPr>
+          <w:ilvl w:val="0"/>
+          <w:numId w:val="31"/>
+        </w:numPr>
+        <w:tabs>
+          <w:tab w:val="left" w:pos="1680"/>
+        </w:tabs>
+        <w:rPr>
+          <w:rFonts w:ascii="Times New Roman" w:hAnsi="Times New Roman" w:cs="Times New Roman"/>
+          <w:sz w:val="32"/>
+          <w:szCs w:val="32"/>
+        </w:rPr>
+      </w:pPr>
+      <w:r>
+        <w:rPr>
+          <w:rFonts w:ascii="Times New Roman" w:hAnsi="Times New Roman" w:cs="Times New Roman"/>
+          <w:sz w:val="32"/>
+          <w:szCs w:val="32"/>
+        </w:rPr>
+        <w:t xml:space="preserve">HTML is the main language used to build the </w:t>
+      </w:r>
+      <w:r>
+        <w:rPr>
+          <w:rFonts w:ascii="Times New Roman" w:hAnsi="Times New Roman" w:cs="Times New Roman"/>
+          <w:b/>
+          <w:bCs/>
+          <w:sz w:val="32"/>
+          <w:szCs w:val="32"/>
+        </w:rPr>
+        <w:t>structure and content</w:t>
+      </w:r>
+      <w:r>
+        <w:rPr>
+          <w:rFonts w:ascii="Times New Roman" w:hAnsi="Times New Roman" w:cs="Times New Roman"/>
+          <w:sz w:val="32"/>
+          <w:szCs w:val="32"/>
+        </w:rPr>
+        <w:t xml:space="preserve"> of web pages.</w:t>
+      </w:r>
+    </w:p>
+    <w:p>
+      <w:pPr>
+        <w:pStyle w:val="ListParagraph"/>
+        <w:numPr>
+          <w:ilvl w:val="0"/>
+          <w:numId w:val="31"/>
+        </w:numPr>
+        <w:tabs>
+          <w:tab w:val="left" w:pos="1680"/>
+        </w:tabs>
+        <w:rPr>
+          <w:rFonts w:ascii="Times New Roman" w:hAnsi="Times New Roman" w:cs="Times New Roman"/>
+          <w:sz w:val="32"/>
+          <w:szCs w:val="32"/>
+        </w:rPr>
+      </w:pPr>
+      <w:r>
+        <w:rPr>
+          <w:rFonts w:ascii="Times New Roman" w:hAnsi="Times New Roman" w:cs="Times New Roman"/>
+          <w:sz w:val="32"/>
+          <w:szCs w:val="32"/>
+        </w:rPr>
+        <w:t xml:space="preserve">It uses </w:t>
+      </w:r>
+      <w:r>
+        <w:rPr>
+          <w:rFonts w:ascii="Times New Roman" w:hAnsi="Times New Roman" w:cs="Times New Roman"/>
+          <w:b/>
+          <w:bCs/>
+          <w:sz w:val="32"/>
+          <w:szCs w:val="32"/>
+        </w:rPr>
+        <w:t>tags</w:t>
+      </w:r>
+      <w:r>
+        <w:rPr>
+          <w:rFonts w:ascii="Times New Roman" w:hAnsi="Times New Roman" w:cs="Times New Roman"/>
+          <w:sz w:val="32"/>
+          <w:szCs w:val="32"/>
+        </w:rPr>
+        <w:t xml:space="preserve"> (like &lt;h1&gt;, &lt;p&gt;, &lt;a&gt;, &lt;</w:t>
+      </w:r>
+      <w:proofErr w:type="spellStart"/>
+      <w:r>
+        <w:rPr>
+          <w:rFonts w:ascii="Times New Roman" w:hAnsi="Times New Roman" w:cs="Times New Roman"/>
+          <w:sz w:val="32"/>
+          <w:szCs w:val="32"/>
+        </w:rPr>
+        <w:t>img</w:t>
+      </w:r>
+      <w:proofErr w:type="spellEnd"/>
+      <w:r>
+        <w:rPr>
+          <w:rFonts w:ascii="Times New Roman" w:hAnsi="Times New Roman" w:cs="Times New Roman"/>
+          <w:sz w:val="32"/>
+          <w:szCs w:val="32"/>
+        </w:rPr>
+        <w:t>&gt;) to define things such as headings, paragraphs, links, and images.</w:t>
+      </w:r>
+    </w:p>
+    <w:p>
+      <w:pPr>
+        <w:pStyle w:val="ListParagraph"/>
+        <w:numPr>
+          <w:ilvl w:val="0"/>
+          <w:numId w:val="31"/>
+        </w:numPr>
+        <w:tabs>
+          <w:tab w:val="left" w:pos="1680"/>
+        </w:tabs>
+        <w:rPr>
+          <w:rFonts w:ascii="Times New Roman" w:hAnsi="Times New Roman" w:cs="Times New Roman"/>
+          <w:sz w:val="32"/>
+          <w:szCs w:val="32"/>
+        </w:rPr>
+      </w:pPr>
+      <w:r>
+        <w:rPr>
+          <w:rFonts w:ascii="Times New Roman" w:hAnsi="Times New Roman" w:cs="Times New Roman"/>
+          <w:sz w:val="32"/>
+          <w:szCs w:val="32"/>
+        </w:rPr>
+        <w:t xml:space="preserve">HTML is usually combined with </w:t>
+      </w:r>
+      <w:r>
+        <w:rPr>
+          <w:rFonts w:ascii="Times New Roman" w:hAnsi="Times New Roman" w:cs="Times New Roman"/>
+          <w:b/>
+          <w:bCs/>
+          <w:sz w:val="32"/>
+          <w:szCs w:val="32"/>
+        </w:rPr>
+        <w:t>CSS</w:t>
+      </w:r>
+      <w:r>
+        <w:rPr>
+          <w:rFonts w:ascii="Times New Roman" w:hAnsi="Times New Roman" w:cs="Times New Roman"/>
+          <w:sz w:val="32"/>
+          <w:szCs w:val="32"/>
+        </w:rPr>
+        <w:t xml:space="preserve"> (for design and styling) and </w:t>
+      </w:r>
+      <w:r>
+        <w:rPr>
+          <w:rFonts w:ascii="Times New Roman" w:hAnsi="Times New Roman" w:cs="Times New Roman"/>
+          <w:b/>
+          <w:bCs/>
+          <w:sz w:val="32"/>
+          <w:szCs w:val="32"/>
+        </w:rPr>
+        <w:t>JavaScript</w:t>
+      </w:r>
+      <w:r>
+        <w:rPr>
+          <w:rFonts w:ascii="Times New Roman" w:hAnsi="Times New Roman" w:cs="Times New Roman"/>
+          <w:sz w:val="32"/>
+          <w:szCs w:val="32"/>
+        </w:rPr>
+        <w:t xml:space="preserve"> (for interactivity).</w:t>
+      </w:r>
+    </w:p>
+    <w:p>
+      <w:pPr>
+        <w:tabs>
+          <w:tab w:val="left" w:pos="1680"/>
+        </w:tabs>
+        <w:jc w:val="center"/>
+        <w:rPr>
+          <w:rFonts w:ascii="Times New Roman" w:hAnsi="Times New Roman" w:cs="Times New Roman"/>
+          <w:b/>
+          <w:bCs/>
+          <w:color w:val="215E99" w:themeColor="text2" w:themeTint="BF"/>
+          <w:sz w:val="32"/>
+          <w:szCs w:val="32"/>
+        </w:rPr>
+      </w:pPr>
+      <w:r>
+        <w:rPr>
+          <w:rFonts w:ascii="Times New Roman" w:hAnsi="Times New Roman" w:cs="Times New Roman"/>
+          <w:b/>
+          <w:bCs/>
+          <w:color w:val="215E99" w:themeColor="text2" w:themeTint="BF"/>
+          <w:sz w:val="32"/>
+          <w:szCs w:val="32"/>
+        </w:rPr>
+        <w:lastRenderedPageBreak/>
+        <w:drawing>
+          <wp:inline distT="0" distB="0" distL="0" distR="0" wp14:anchorId="2FCEECE1" wp14:editId="306247A9">
+            <wp:extent cx="2105319" cy="2038635"/>
+            <wp:effectExtent l="0" t="0" r="9525" b="0"/>
+            <wp:docPr id="1254354319" name="Picture 1"/>
+            <wp:cNvGraphicFramePr>
+              <a:graphicFrameLocks xmlns:a="http://schemas.openxmlformats.org/drawingml/2006/main" noChangeAspect="1"/>
+            </wp:cNvGraphicFramePr>
+            <a:graphic xmlns:a="http://schemas.openxmlformats.org/drawingml/2006/main">
+              <a:graphicData uri="http://schemas.openxmlformats.org/drawingml/2006/picture">
+                <pic:pic xmlns:pic="http://schemas.openxmlformats.org/drawingml/2006/picture">
+                  <pic:nvPicPr>
+                    <pic:cNvPr id="1254354319" name=""/>
+                    <pic:cNvPicPr/>
+                  </pic:nvPicPr>
+                  <pic:blipFill>
+                    <a:blip r:embed="rId20"/>
+                    <a:stretch>
+                      <a:fillRect/>
+                    </a:stretch>
+                  </pic:blipFill>
+                  <pic:spPr>
+                    <a:xfrm>
+                      <a:off x="0" y="0"/>
+                      <a:ext cx="2105319" cy="2038635"/>
+                    </a:xfrm>
+                    <a:prstGeom prst="rect">
+                      <a:avLst/>
+                    </a:prstGeom>
+                  </pic:spPr>
+                </pic:pic>
+              </a:graphicData>
+            </a:graphic>
+          </wp:inline>
+        </w:drawing>
+      </w:r>
+    </w:p>
+    <w:p>
+      <w:pPr>
+        <w:tabs>
+          <w:tab w:val="left" w:pos="1680"/>
+        </w:tabs>
+        <w:rPr>
+          <w:rFonts w:ascii="Times New Roman" w:hAnsi="Times New Roman" w:cs="Times New Roman"/>
+          <w:color w:val="215E99" w:themeColor="text2" w:themeTint="BF"/>
+          <w:sz w:val="32"/>
+          <w:szCs w:val="32"/>
+        </w:rPr>
+      </w:pPr>
+      <w:r>
+        <w:rPr>
+          <w:rFonts w:ascii="Times New Roman" w:hAnsi="Times New Roman" w:cs="Times New Roman"/>
+          <w:b/>
+          <w:bCs/>
+          <w:color w:val="215E99" w:themeColor="text2" w:themeTint="BF"/>
+          <w:sz w:val="32"/>
+          <w:szCs w:val="32"/>
+        </w:rPr>
+        <w:t>Cascading Style Sheets (CSS)</w:t>
+      </w:r>
+    </w:p>
+    <w:p>
+      <w:pPr>
+        <w:pStyle w:val="ListParagraph"/>
+        <w:numPr>
+          <w:ilvl w:val="0"/>
+          <w:numId w:val="33"/>
+        </w:numPr>
+        <w:tabs>
+          <w:tab w:val="left" w:pos="1680"/>
+        </w:tabs>
+        <w:rPr>
+          <w:rFonts w:ascii="Times New Roman" w:hAnsi="Times New Roman" w:cs="Times New Roman"/>
+          <w:sz w:val="32"/>
+          <w:szCs w:val="32"/>
+        </w:rPr>
+      </w:pPr>
+      <w:r>
+        <w:rPr>
+          <w:rFonts w:ascii="Times New Roman" w:hAnsi="Times New Roman" w:cs="Times New Roman"/>
+          <w:sz w:val="32"/>
+          <w:szCs w:val="32"/>
+        </w:rPr>
+        <w:t>CSS is a style language used to decide how a webpage looks.</w:t>
+      </w:r>
+    </w:p>
+    <w:p>
+      <w:pPr>
+        <w:pStyle w:val="ListParagraph"/>
+        <w:numPr>
+          <w:ilvl w:val="0"/>
+          <w:numId w:val="33"/>
+        </w:numPr>
+        <w:tabs>
+          <w:tab w:val="left" w:pos="1680"/>
+        </w:tabs>
+        <w:rPr>
+          <w:rFonts w:ascii="Times New Roman" w:hAnsi="Times New Roman" w:cs="Times New Roman"/>
+          <w:sz w:val="32"/>
+          <w:szCs w:val="32"/>
+        </w:rPr>
+      </w:pPr>
+      <w:r>
+        <w:rPr>
+          <w:rFonts w:ascii="Times New Roman" w:hAnsi="Times New Roman" w:cs="Times New Roman"/>
+          <w:sz w:val="32"/>
+          <w:szCs w:val="32"/>
+        </w:rPr>
+        <w:t>It works with markup languages like HTML or XML.</w:t>
+      </w:r>
+    </w:p>
+    <w:p>
+      <w:pPr>
+        <w:pStyle w:val="ListParagraph"/>
+        <w:numPr>
+          <w:ilvl w:val="0"/>
+          <w:numId w:val="33"/>
+        </w:numPr>
+        <w:tabs>
+          <w:tab w:val="left" w:pos="1680"/>
+        </w:tabs>
+        <w:rPr>
+          <w:rFonts w:ascii="Times New Roman" w:hAnsi="Times New Roman" w:cs="Times New Roman"/>
+          <w:sz w:val="32"/>
+          <w:szCs w:val="32"/>
+        </w:rPr>
+      </w:pPr>
+      <w:r>
+        <w:rPr>
+          <w:rFonts w:ascii="Times New Roman" w:hAnsi="Times New Roman" w:cs="Times New Roman"/>
+          <w:sz w:val="32"/>
+          <w:szCs w:val="32"/>
+        </w:rPr>
+        <w:t xml:space="preserve">CSS controls the </w:t>
+      </w:r>
+      <w:r>
+        <w:rPr>
+          <w:rFonts w:ascii="Times New Roman" w:hAnsi="Times New Roman" w:cs="Times New Roman"/>
+          <w:b/>
+          <w:bCs/>
+          <w:sz w:val="32"/>
+          <w:szCs w:val="32"/>
+        </w:rPr>
+        <w:t>design</w:t>
+      </w:r>
+      <w:r>
+        <w:rPr>
+          <w:rFonts w:ascii="Times New Roman" w:hAnsi="Times New Roman" w:cs="Times New Roman"/>
+          <w:sz w:val="32"/>
+          <w:szCs w:val="32"/>
+        </w:rPr>
+        <w:t xml:space="preserve"> of a page, such as layout, colors, fonts, and spacing.</w:t>
+      </w:r>
+    </w:p>
+    <w:p>
+      <w:pPr>
+        <w:pStyle w:val="ListParagraph"/>
+        <w:numPr>
+          <w:ilvl w:val="0"/>
+          <w:numId w:val="33"/>
+        </w:numPr>
+        <w:tabs>
+          <w:tab w:val="left" w:pos="1680"/>
+        </w:tabs>
+        <w:rPr>
+          <w:rFonts w:ascii="Times New Roman" w:hAnsi="Times New Roman" w:cs="Times New Roman"/>
+          <w:sz w:val="32"/>
+          <w:szCs w:val="32"/>
+        </w:rPr>
+      </w:pPr>
+      <w:r>
+        <w:rPr>
+          <w:rFonts w:ascii="Times New Roman" w:hAnsi="Times New Roman" w:cs="Times New Roman"/>
+          <w:sz w:val="32"/>
+          <w:szCs w:val="32"/>
+        </w:rPr>
+        <w:t xml:space="preserve">In simple words, HTML builds the structure, and CSS makes it </w:t>
+      </w:r>
+      <w:r>
+        <w:rPr>
+          <w:rFonts w:ascii="Times New Roman" w:hAnsi="Times New Roman" w:cs="Times New Roman"/>
+          <w:b/>
+          <w:bCs/>
+          <w:sz w:val="32"/>
+          <w:szCs w:val="32"/>
+        </w:rPr>
+        <w:t>look nice and attractive</w:t>
+      </w:r>
+      <w:r>
+        <w:rPr>
+          <w:rFonts w:ascii="Times New Roman" w:hAnsi="Times New Roman" w:cs="Times New Roman"/>
+          <w:sz w:val="32"/>
+          <w:szCs w:val="32"/>
+        </w:rPr>
+        <w:t>.</w:t>
+      </w:r>
+    </w:p>
+    <w:p>
+      <w:pPr>
+        <w:jc w:val="center"/>
+        <w:rPr>
+          <w:rFonts w:ascii="Times New Roman" w:hAnsi="Times New Roman" w:cs="Times New Roman"/>
+          <w:b/>
+          <w:bCs/>
+          <w:color w:val="215E99" w:themeColor="text2" w:themeTint="BF"/>
+          <w:sz w:val="32"/>
+          <w:szCs w:val="32"/>
+        </w:rPr>
+      </w:pPr>
+      <w:r>
+        <w:rPr>
+          <w:rFonts w:ascii="Times New Roman" w:hAnsi="Times New Roman" w:cs="Times New Roman"/>
+          <w:b/>
+          <w:bCs/>
+          <w:color w:val="215E99" w:themeColor="text2" w:themeTint="BF"/>
+          <w:sz w:val="32"/>
+          <w:szCs w:val="32"/>
+        </w:rPr>
+        <w:drawing>
+          <wp:inline distT="0" distB="0" distL="0" distR="0" wp14:anchorId="22636592" wp14:editId="5A3C594B">
+            <wp:extent cx="3173095" cy="1750491"/>
+            <wp:effectExtent l="0" t="0" r="8255" b="2540"/>
+            <wp:docPr id="4098" name="Picture 2" descr="What's new in CSS 3. WHAT IS CSS? | by Sahil Dhawan | Beginner's Guide to  Mobile Web Development | Medium"/>
+            <wp:cNvGraphicFramePr>
+              <a:graphicFrameLocks xmlns:a="http://schemas.openxmlformats.org/drawingml/2006/main" noChangeAspect="1"/>
+            </wp:cNvGraphicFramePr>
+            <a:graphic xmlns:a="http://schemas.openxmlformats.org/drawingml/2006/main">
+              <a:graphicData uri="http://schemas.openxmlformats.org/drawingml/2006/picture">
+                <pic:pic xmlns:pic="http://schemas.openxmlformats.org/drawingml/2006/picture">
+                  <pic:nvPicPr>
+                    <pic:cNvPr id="4098" name="Picture 2" descr="What's new in CSS 3. WHAT IS CSS? | by Sahil Dhawan | Beginner's Guide to  Mobile Web Development | Medium"/>
+                    <pic:cNvPicPr>
+                      <a:picLocks noChangeAspect="1" noChangeArrowheads="1"/>
+                    </pic:cNvPicPr>
+                  </pic:nvPicPr>
+                  <pic:blipFill>
+                    <a:blip r:embed="rId21">
+                      <a:extLst>
+                        <a:ext uri="{28A0092B-C50C-407E-A947-70E740481C1C}">
+                          <a14:useLocalDpi xmlns:a14="http://schemas.microsoft.com/office/drawing/2010/main" val="0"/>
+                        </a:ext>
+                      </a:extLst>
+                    </a:blip>
+                    <a:srcRect/>
+                    <a:stretch>
+                      <a:fillRect/>
+                    </a:stretch>
+                  </pic:blipFill>
+                  <pic:spPr bwMode="auto">
+                    <a:xfrm>
+                      <a:off x="0" y="0"/>
+                      <a:ext cx="3173095" cy="1750491"/>
+                    </a:xfrm>
+                    <a:prstGeom prst="rect">
+                      <a:avLst/>
+                    </a:prstGeom>
+                    <a:noFill/>
+                    <a:extLst>
+                      <a:ext uri="{909E8E84-426E-40DD-AFC4-6F175D3DCCD1}">
+                        <a14:hiddenFill xmlns:a14="http://schemas.microsoft.com/office/drawing/2010/main">
+                          <a:solidFill>
+                            <a:srgbClr val="FFFFFF"/>
+                          </a:solidFill>
+                        </a14:hiddenFill>
+                      </a:ext>
+                    </a:extLst>
+                  </pic:spPr>
+                </pic:pic>
+              </a:graphicData>
+            </a:graphic>
+          </wp:inline>
+        </w:drawing>
+      </w:r>
+    </w:p>
+    <w:p>
+      <w:pPr>
+        <w:rPr>
+          <w:rFonts w:ascii="Times New Roman" w:hAnsi="Times New Roman" w:cs="Times New Roman"/>
+          <w:b/>
+          <w:bCs/>
+          <w:color w:val="215E99" w:themeColor="text2" w:themeTint="BF"/>
+          <w:sz w:val="32"/>
+          <w:szCs w:val="32"/>
+        </w:rPr>
+      </w:pPr>
+      <w:r>
+        <w:rPr>
+          <w:rFonts w:ascii="Times New Roman" w:hAnsi="Times New Roman" w:cs="Times New Roman"/>
+          <w:b/>
+          <w:bCs/>
+          <w:color w:val="215E99" w:themeColor="text2" w:themeTint="BF"/>
+          <w:sz w:val="32"/>
+          <w:szCs w:val="32"/>
+        </w:rPr>
+        <w:t>JavaScript</w:t>
+      </w:r>
+    </w:p>
+    <w:p>
+      <w:pPr>
+        <w:rPr>
+          <w:rFonts w:ascii="Times New Roman" w:hAnsi="Times New Roman" w:cs="Times New Roman"/>
+          <w:sz w:val="32"/>
+          <w:szCs w:val="32"/>
+        </w:rPr>
+      </w:pPr>
+      <w:r>
+        <w:rPr>
+          <w:rFonts w:ascii="Times New Roman" w:hAnsi="Times New Roman" w:cs="Times New Roman"/>
+          <w:sz w:val="32"/>
+          <w:szCs w:val="32"/>
+        </w:rPr>
+        <w:t>JavaScript is a scripting language that makes websites do things.</w:t>
+      </w:r>
+      <w:r>
+        <w:rPr>
+          <w:rFonts w:ascii="Times New Roman" w:hAnsi="Times New Roman" w:cs="Times New Roman"/>
+          <w:sz w:val="32"/>
+          <w:szCs w:val="32"/>
+        </w:rPr>
+        <w:br/>
+        <w:t>It lets developers make web pages respond to clicks, typing, and other actions, and change what is shown on the page.</w:t>
+      </w:r>
+    </w:p>
+    <w:p>
+      <w:pPr>
+        <w:rPr>
+          <w:rFonts w:ascii="Times New Roman" w:hAnsi="Times New Roman" w:cs="Times New Roman"/>
+          <w:sz w:val="32"/>
+          <w:szCs w:val="32"/>
+        </w:rPr>
+      </w:pPr>
+      <w:r>
+        <w:rPr>
+          <w:rFonts w:ascii="Times New Roman" w:hAnsi="Times New Roman" w:cs="Times New Roman"/>
+          <w:sz w:val="32"/>
+          <w:szCs w:val="32"/>
+        </w:rPr>
+        <w:lastRenderedPageBreak/>
+        <w:drawing>
+          <wp:inline distT="0" distB="0" distL="0" distR="0" wp14:anchorId="4AAC5FC3" wp14:editId="51E28FAF">
+            <wp:extent cx="5046106" cy="2838435"/>
+            <wp:effectExtent l="0" t="0" r="0" b="635"/>
+            <wp:docPr id="5124" name="Picture 4" descr="The Evolution of JavaScript: A Journey from ES1 to the Latest Version (Part  1)"/>
+            <wp:cNvGraphicFramePr>
+              <a:graphicFrameLocks xmlns:a="http://schemas.openxmlformats.org/drawingml/2006/main" noChangeAspect="1"/>
+            </wp:cNvGraphicFramePr>
+            <a:graphic xmlns:a="http://schemas.openxmlformats.org/drawingml/2006/main">
+              <a:graphicData uri="http://schemas.openxmlformats.org/drawingml/2006/picture">
+                <pic:pic xmlns:pic="http://schemas.openxmlformats.org/drawingml/2006/picture">
+                  <pic:nvPicPr>
+                    <pic:cNvPr id="5124" name="Picture 4" descr="The Evolution of JavaScript: A Journey from ES1 to the Latest Version (Part  1)"/>
+                    <pic:cNvPicPr>
+                      <a:picLocks noChangeAspect="1" noChangeArrowheads="1"/>
+                    </pic:cNvPicPr>
+                  </pic:nvPicPr>
+                  <pic:blipFill>
+                    <a:blip r:embed="rId22" cstate="print">
+                      <a:extLst>
+                        <a:ext uri="{28A0092B-C50C-407E-A947-70E740481C1C}">
+                          <a14:useLocalDpi xmlns:a14="http://schemas.microsoft.com/office/drawing/2010/main" val="0"/>
+                        </a:ext>
+                      </a:extLst>
+                    </a:blip>
+                    <a:srcRect/>
+                    <a:stretch>
+                      <a:fillRect/>
+                    </a:stretch>
+                  </pic:blipFill>
+                  <pic:spPr bwMode="auto">
+                    <a:xfrm>
+                      <a:off x="0" y="0"/>
+                      <a:ext cx="5046106" cy="2838435"/>
+                    </a:xfrm>
+                    <a:prstGeom prst="rect">
+                      <a:avLst/>
+                    </a:prstGeom>
+                    <a:noFill/>
+                    <a:extLst>
+                      <a:ext uri="{909E8E84-426E-40DD-AFC4-6F175D3DCCD1}">
+                        <a14:hiddenFill xmlns:a14="http://schemas.microsoft.com/office/drawing/2010/main">
+                          <a:solidFill>
+                            <a:srgbClr val="FFFFFF"/>
+                          </a:solidFill>
+                        </a14:hiddenFill>
+                      </a:ext>
+                    </a:extLst>
+                  </pic:spPr>
+                </pic:pic>
+              </a:graphicData>
+            </a:graphic>
+          </wp:inline>
+        </w:drawing>
+      </w:r>
+    </w:p>
+    <w:p>
+      <w:pPr>
+        <w:rPr>
+          <w:rFonts w:ascii="Times New Roman" w:hAnsi="Times New Roman" w:cs="Times New Roman"/>
+          <w:b/>
+          <w:bCs/>
+          <w:color w:val="215E99" w:themeColor="text2" w:themeTint="BF"/>
+          <w:sz w:val="32"/>
+          <w:szCs w:val="32"/>
+        </w:rPr>
+      </w:pPr>
+      <w:r>
+        <w:rPr>
+          <w:rFonts w:ascii="Times New Roman" w:hAnsi="Times New Roman" w:cs="Times New Roman"/>
+          <w:b/>
+          <w:bCs/>
+          <w:color w:val="215E99" w:themeColor="text2" w:themeTint="BF"/>
+          <w:sz w:val="32"/>
+          <w:szCs w:val="32"/>
+        </w:rPr>
+        <w:t>Responsive Web Design</w:t>
+      </w:r>
+    </w:p>
+    <w:p>
+      <w:pPr>
+        <w:rPr>
+          <w:rFonts w:ascii="Times New Roman" w:hAnsi="Times New Roman" w:cs="Times New Roman"/>
+          <w:color w:val="0D0D0D" w:themeColor="text1" w:themeTint="F2"/>
+          <w:sz w:val="32"/>
+          <w:szCs w:val="32"/>
+        </w:rPr>
+      </w:pPr>
+      <w:r>
+        <w:rPr>
+          <w:rFonts w:ascii="Times New Roman" w:hAnsi="Times New Roman" w:cs="Times New Roman"/>
+          <w:color w:val="0D0D0D" w:themeColor="text1" w:themeTint="F2"/>
+          <w:sz w:val="32"/>
+          <w:szCs w:val="32"/>
+        </w:rPr>
+        <w:t>Responsive web design is making a website that fits and looks good on any screen, whether it’s a computer, tablet, or phone.</w:t>
+      </w:r>
+    </w:p>
+    <w:p>
+      <w:pPr>
+        <w:jc w:val="center"/>
+        <w:rPr>
+          <w:rFonts w:ascii="Times New Roman" w:hAnsi="Times New Roman" w:cs="Times New Roman"/>
+          <w:b/>
+          <w:bCs/>
+          <w:color w:val="215E99" w:themeColor="text2" w:themeTint="BF"/>
+          <w:sz w:val="32"/>
+          <w:szCs w:val="32"/>
+        </w:rPr>
+      </w:pPr>
+      <w:r>
+        <w:rPr>
+          <w:rFonts w:ascii="Times New Roman" w:hAnsi="Times New Roman" w:cs="Times New Roman"/>
+          <w:b/>
+          <w:bCs/>
+          <w:color w:val="215E99" w:themeColor="text2" w:themeTint="BF"/>
+          <w:sz w:val="32"/>
+          <w:szCs w:val="32"/>
+        </w:rPr>
+        <w:drawing>
+          <wp:inline distT="0" distB="0" distL="0" distR="0" wp14:anchorId="69D51067" wp14:editId="40E014BD">
+            <wp:extent cx="5399317" cy="2834640"/>
+            <wp:effectExtent l="0" t="0" r="0" b="3810"/>
+            <wp:docPr id="1026" name="Picture 2" descr="7 Top SEO Benefits Of Responsive Web Design"/>
+            <wp:cNvGraphicFramePr>
+              <a:graphicFrameLocks xmlns:a="http://schemas.openxmlformats.org/drawingml/2006/main" noChangeAspect="1"/>
+            </wp:cNvGraphicFramePr>
+            <a:graphic xmlns:a="http://schemas.openxmlformats.org/drawingml/2006/main">
+              <a:graphicData uri="http://schemas.openxmlformats.org/drawingml/2006/picture">
+                <pic:pic xmlns:pic="http://schemas.openxmlformats.org/drawingml/2006/picture">
+                  <pic:nvPicPr>
+                    <pic:cNvPr id="1026" name="Picture 2" descr="7 Top SEO Benefits Of Responsive Web Design"/>
+                    <pic:cNvPicPr>
+                      <a:picLocks noChangeAspect="1" noChangeArrowheads="1"/>
+                    </pic:cNvPicPr>
+                  </pic:nvPicPr>
+                  <pic:blipFill>
+                    <a:blip r:embed="rId23" cstate="print">
+                      <a:extLst>
+                        <a:ext uri="{28A0092B-C50C-407E-A947-70E740481C1C}">
+                          <a14:useLocalDpi xmlns:a14="http://schemas.microsoft.com/office/drawing/2010/main" val="0"/>
+                        </a:ext>
+                      </a:extLst>
+                    </a:blip>
+                    <a:srcRect/>
+                    <a:stretch>
+                      <a:fillRect/>
+                    </a:stretch>
+                  </pic:blipFill>
+                  <pic:spPr bwMode="auto">
+                    <a:xfrm>
+                      <a:off x="0" y="0"/>
+                      <a:ext cx="5399317" cy="2834640"/>
+                    </a:xfrm>
+                    <a:prstGeom prst="rect">
+                      <a:avLst/>
+                    </a:prstGeom>
+                    <a:noFill/>
+                    <a:extLst>
+                      <a:ext uri="{909E8E84-426E-40DD-AFC4-6F175D3DCCD1}">
+                        <a14:hiddenFill xmlns:a14="http://schemas.microsoft.com/office/drawing/2010/main">
+                          <a:solidFill>
+                            <a:srgbClr val="FFFFFF"/>
+                          </a:solidFill>
+                        </a14:hiddenFill>
+                      </a:ext>
+                    </a:extLst>
+                  </pic:spPr>
+                </pic:pic>
+              </a:graphicData>
+            </a:graphic>
+          </wp:inline>
+        </w:drawing>
+      </w:r>
+    </w:p>
+    <w:p>
+      <w:pPr>
+        <w:rPr>
+          <w:rFonts w:ascii="Times New Roman" w:hAnsi="Times New Roman" w:cs="Times New Roman"/>
+          <w:b/>
+          <w:bCs/>
+          <w:color w:val="215E99" w:themeColor="text2" w:themeTint="BF"/>
+          <w:sz w:val="32"/>
+          <w:szCs w:val="32"/>
+        </w:rPr>
+      </w:pPr>
+      <w:r>
+        <w:rPr>
+          <w:rFonts w:ascii="Times New Roman" w:hAnsi="Times New Roman" w:cs="Times New Roman"/>
+          <w:b/>
+          <w:bCs/>
+          <w:color w:val="215E99" w:themeColor="text2" w:themeTint="BF"/>
+          <w:sz w:val="32"/>
+          <w:szCs w:val="32"/>
+        </w:rPr>
+        <w:t>SEO (Search Engine Optimization)</w:t>
+      </w:r>
+    </w:p>
+    <w:p>
+      <w:pPr>
+        <w:rPr>
+          <w:rFonts w:ascii="Times New Roman" w:hAnsi="Times New Roman" w:cs="Times New Roman"/>
+          <w:color w:val="0D0D0D" w:themeColor="text1" w:themeTint="F2"/>
+          <w:sz w:val="32"/>
+          <w:szCs w:val="32"/>
+        </w:rPr>
+      </w:pPr>
+      <w:r>
+        <w:rPr>
+          <w:rFonts w:ascii="Times New Roman" w:hAnsi="Times New Roman" w:cs="Times New Roman"/>
+          <w:color w:val="0D0D0D" w:themeColor="text1" w:themeTint="F2"/>
+          <w:sz w:val="32"/>
+          <w:szCs w:val="32"/>
+        </w:rPr>
+        <w:t xml:space="preserve">SEO means making a website </w:t>
+      </w:r>
+      <w:r>
+        <w:rPr>
+          <w:rFonts w:ascii="Times New Roman" w:hAnsi="Times New Roman" w:cs="Times New Roman"/>
+          <w:color w:val="0D0D0D" w:themeColor="text1" w:themeTint="F2"/>
+          <w:sz w:val="32"/>
+          <w:szCs w:val="32"/>
+        </w:rPr>
+        <w:t>better,</w:t>
+      </w:r>
+      <w:r>
+        <w:rPr>
+          <w:rFonts w:ascii="Times New Roman" w:hAnsi="Times New Roman" w:cs="Times New Roman"/>
+          <w:color w:val="0D0D0D" w:themeColor="text1" w:themeTint="F2"/>
+          <w:sz w:val="32"/>
+          <w:szCs w:val="32"/>
+        </w:rPr>
+        <w:t xml:space="preserve"> so it shows up higher in search results on Google or other search engines. This helps more people find and visit the website.</w:t>
+      </w:r>
+    </w:p>
+    <w:p>
+      <w:pPr>
+        <w:rPr>
+          <w:rFonts w:ascii="Times New Roman" w:hAnsi="Times New Roman" w:cs="Times New Roman"/>
+          <w:b/>
+          <w:bCs/>
+          <w:color w:val="215E99" w:themeColor="text2" w:themeTint="BF"/>
+          <w:sz w:val="32"/>
+          <w:szCs w:val="32"/>
+        </w:rPr>
+      </w:pPr>
+      <w:r>
+        <w:rPr>
+          <w:rFonts w:ascii="Times New Roman" w:hAnsi="Times New Roman" w:cs="Times New Roman"/>
+          <w:b/>
+          <w:bCs/>
+          <w:color w:val="215E99" w:themeColor="text2" w:themeTint="BF"/>
+          <w:sz w:val="32"/>
+          <w:szCs w:val="32"/>
+        </w:rPr>
+        <w:lastRenderedPageBreak/>
+        <w:drawing>
+          <wp:inline distT="0" distB="0" distL="0" distR="0" wp14:anchorId="5798321D" wp14:editId="04C7746E">
+            <wp:extent cx="5790248" cy="3250911"/>
+            <wp:effectExtent l="0" t="0" r="1270" b="6985"/>
+            <wp:docPr id="1719759727" name="Picture 2" descr="Demystifying Search Engine Optimization (SEO): A Comprehensive Guide –  javatpoint.com"/>
+            <wp:cNvGraphicFramePr>
+              <a:graphicFrameLocks xmlns:a="http://schemas.openxmlformats.org/drawingml/2006/main" noChangeAspect="1"/>
+            </wp:cNvGraphicFramePr>
+            <a:graphic xmlns:a="http://schemas.openxmlformats.org/drawingml/2006/main">
+              <a:graphicData uri="http://schemas.openxmlformats.org/drawingml/2006/picture">
+                <pic:pic xmlns:pic="http://schemas.openxmlformats.org/drawingml/2006/picture">
+                  <pic:nvPicPr>
+                    <pic:cNvPr id="4098" name="Picture 2" descr="Demystifying Search Engine Optimization (SEO): A Comprehensive Guide –  javatpoint.com"/>
+                    <pic:cNvPicPr>
+                      <a:picLocks noChangeAspect="1" noChangeArrowheads="1"/>
+                    </pic:cNvPicPr>
+                  </pic:nvPicPr>
+                  <pic:blipFill>
+                    <a:blip r:embed="rId24">
+                      <a:extLst>
+                        <a:ext uri="{28A0092B-C50C-407E-A947-70E740481C1C}">
+                          <a14:useLocalDpi xmlns:a14="http://schemas.microsoft.com/office/drawing/2010/main" val="0"/>
+                        </a:ext>
+                      </a:extLst>
+                    </a:blip>
+                    <a:srcRect/>
+                    <a:stretch>
+                      <a:fillRect/>
+                    </a:stretch>
+                  </pic:blipFill>
+                  <pic:spPr bwMode="auto">
+                    <a:xfrm>
+                      <a:off x="0" y="0"/>
+                      <a:ext cx="5790248" cy="3250911"/>
+                    </a:xfrm>
+                    <a:prstGeom prst="rect">
+                      <a:avLst/>
+                    </a:prstGeom>
+                    <a:noFill/>
+                    <a:extLst>
+                      <a:ext uri="{909E8E84-426E-40DD-AFC4-6F175D3DCCD1}">
+                        <a14:hiddenFill xmlns:a14="http://schemas.microsoft.com/office/drawing/2010/main">
+                          <a:solidFill>
+                            <a:srgbClr val="FFFFFF"/>
+                          </a:solidFill>
+                        </a14:hiddenFill>
+                      </a:ext>
+                    </a:extLst>
+                  </pic:spPr>
+                </pic:pic>
+              </a:graphicData>
+            </a:graphic>
+          </wp:inline>
+        </w:drawing>
+      </w:r>
+    </w:p>
+    <w:p>
+      <w:pPr>
+        <w:rPr>
+          <w:rFonts w:ascii="Times New Roman" w:hAnsi="Times New Roman" w:cs="Times New Roman"/>
+          <w:b/>
+          <w:bCs/>
+          <w:color w:val="215E99" w:themeColor="text2" w:themeTint="BF"/>
+          <w:sz w:val="32"/>
+          <w:szCs w:val="32"/>
+        </w:rPr>
+      </w:pPr>
+      <w:r>
+        <w:rPr>
+          <w:rFonts w:ascii="Times New Roman" w:hAnsi="Times New Roman" w:cs="Times New Roman"/>
+          <w:b/>
+          <w:bCs/>
+          <w:color w:val="215E99" w:themeColor="text2" w:themeTint="BF"/>
+          <w:sz w:val="32"/>
+          <w:szCs w:val="32"/>
+        </w:rPr>
+        <w:t>W</w:t>
+      </w:r>
+      <w:r>
+        <w:rPr>
+          <w:rFonts w:ascii="Times New Roman" w:hAnsi="Times New Roman" w:cs="Times New Roman"/>
+          <w:b/>
+          <w:bCs/>
+          <w:color w:val="215E99" w:themeColor="text2" w:themeTint="BF"/>
+          <w:sz w:val="32"/>
+          <w:szCs w:val="32"/>
+        </w:rPr>
+        <w:t>eb development framework</w:t>
+      </w:r>
+    </w:p>
+    <w:p>
+      <w:pPr>
+        <w:rPr>
+          <w:rFonts w:ascii="Times New Roman" w:hAnsi="Times New Roman" w:cs="Times New Roman"/>
+          <w:color w:val="0D0D0D" w:themeColor="text1" w:themeTint="F2"/>
+          <w:sz w:val="32"/>
+          <w:szCs w:val="32"/>
+        </w:rPr>
+      </w:pPr>
+      <w:r>
+        <w:rPr>
+          <w:rFonts w:ascii="Times New Roman" w:hAnsi="Times New Roman" w:cs="Times New Roman"/>
+          <w:color w:val="0D0D0D" w:themeColor="text1" w:themeTint="F2"/>
+          <w:sz w:val="32"/>
+          <w:szCs w:val="32"/>
+        </w:rPr>
+        <w:t xml:space="preserve">A web development framework is a ready-made set of tools and code that helps you build websites and web apps faster and easier. </w:t>
+      </w:r>
+      <w:r>
+        <w:rPr>
+          <w:rFonts w:ascii="Times New Roman" w:hAnsi="Times New Roman" w:cs="Times New Roman"/>
+          <w:b/>
+          <w:bCs/>
+          <w:color w:val="0D0D0D" w:themeColor="text1" w:themeTint="F2"/>
+          <w:sz w:val="32"/>
+          <w:szCs w:val="32"/>
+        </w:rPr>
+        <w:t xml:space="preserve">Examples </w:t>
+      </w:r>
+      <w:r>
+        <w:rPr>
+          <w:rFonts w:ascii="Times New Roman" w:hAnsi="Times New Roman" w:cs="Times New Roman"/>
+          <w:color w:val="0D0D0D" w:themeColor="text1" w:themeTint="F2"/>
+          <w:sz w:val="32"/>
+          <w:szCs w:val="32"/>
+        </w:rPr>
+        <w:t>are Ruby on Rails, Django, and Angular.</w:t>
+      </w:r>
+    </w:p>
+    <w:p>
+      <w:pPr>
+        <w:rPr>
+          <w:rFonts w:ascii="Times New Roman" w:hAnsi="Times New Roman" w:cs="Times New Roman"/>
+          <w:color w:val="0D0D0D" w:themeColor="text1" w:themeTint="F2"/>
+          <w:sz w:val="32"/>
+          <w:szCs w:val="32"/>
+        </w:rPr>
+      </w:pPr>
+      <w:r>
+        <w:rPr>
+          <w:rFonts w:ascii="Times New Roman" w:hAnsi="Times New Roman" w:cs="Times New Roman"/>
+          <w:color w:val="0D0D0D" w:themeColor="text1" w:themeTint="F2"/>
+          <w:sz w:val="32"/>
+          <w:szCs w:val="32"/>
+        </w:rPr>
+        <w:drawing>
+          <wp:inline distT="0" distB="0" distL="0" distR="0" wp14:anchorId="21503641" wp14:editId="28220CCF">
+            <wp:extent cx="5943600" cy="1762760"/>
+            <wp:effectExtent l="0" t="0" r="0" b="8890"/>
+            <wp:docPr id="1030" name="Picture 6" descr="Press Kit • Angular"/>
+            <wp:cNvGraphicFramePr>
+              <a:graphicFrameLocks xmlns:a="http://schemas.openxmlformats.org/drawingml/2006/main" noChangeAspect="1"/>
+            </wp:cNvGraphicFramePr>
+            <a:graphic xmlns:a="http://schemas.openxmlformats.org/drawingml/2006/main">
+              <a:graphicData uri="http://schemas.openxmlformats.org/drawingml/2006/picture">
+                <pic:pic xmlns:pic="http://schemas.openxmlformats.org/drawingml/2006/picture">
+                  <pic:nvPicPr>
+                    <pic:cNvPr id="1030" name="Picture 6" descr="Press Kit • Angular"/>
+                    <pic:cNvPicPr>
+                      <a:picLocks noChangeAspect="1" noChangeArrowheads="1"/>
+                    </pic:cNvPicPr>
+                  </pic:nvPicPr>
+                  <pic:blipFill>
+                    <a:blip r:embed="rId25">
+                      <a:extLst>
+                        <a:ext uri="{28A0092B-C50C-407E-A947-70E740481C1C}">
+                          <a14:useLocalDpi xmlns:a14="http://schemas.microsoft.com/office/drawing/2010/main" val="0"/>
+                        </a:ext>
+                      </a:extLst>
+                    </a:blip>
+                    <a:srcRect t="4603" r="-1" b="-1"/>
+                    <a:stretch>
+                      <a:fillRect/>
+                    </a:stretch>
+                  </pic:blipFill>
+                  <pic:spPr bwMode="auto">
+                    <a:xfrm>
+                      <a:off x="0" y="0"/>
+                      <a:ext cx="5943600" cy="1762760"/>
+                    </a:xfrm>
+                    <a:prstGeom prst="rect">
+                      <a:avLst/>
+                    </a:prstGeom>
+                    <a:noFill/>
+                  </pic:spPr>
+                </pic:pic>
+              </a:graphicData>
+            </a:graphic>
+          </wp:inline>
+        </w:drawing>
+      </w:r>
+    </w:p>
+    <w:p>
+      <w:pPr>
+        <w:jc w:val="center"/>
+        <w:rPr>
+          <w:rFonts w:ascii="Times New Roman" w:hAnsi="Times New Roman" w:cs="Times New Roman"/>
+          <w:color w:val="0D0D0D" w:themeColor="text1" w:themeTint="F2"/>
+          <w:sz w:val="32"/>
+          <w:szCs w:val="32"/>
+        </w:rPr>
+      </w:pPr>
+      <w:r>
+        <w:rPr>
+          <w:rFonts w:ascii="Times New Roman" w:hAnsi="Times New Roman" w:cs="Times New Roman"/>
+          <w:color w:val="0D0D0D" w:themeColor="text1" w:themeTint="F2"/>
+          <w:sz w:val="32"/>
+          <w:szCs w:val="32"/>
+        </w:rPr>
+        <w:drawing>
+          <wp:inline distT="0" distB="0" distL="0" distR="0" wp14:anchorId="4709F1AE" wp14:editId="57A9F7CE">
+            <wp:extent cx="4998720" cy="1483060"/>
+            <wp:effectExtent l="0" t="0" r="0" b="3175"/>
+            <wp:docPr id="214032256" name="Picture 2" descr="Should you learn Ruby on Rails in 2022? (As a jobseeker) | by Brandon  Rowlandson | Medium"/>
+            <wp:cNvGraphicFramePr>
+              <a:graphicFrameLocks xmlns:a="http://schemas.openxmlformats.org/drawingml/2006/main" noChangeAspect="1"/>
+            </wp:cNvGraphicFramePr>
+            <a:graphic xmlns:a="http://schemas.openxmlformats.org/drawingml/2006/main">
+              <a:graphicData uri="http://schemas.openxmlformats.org/drawingml/2006/picture">
+                <pic:pic xmlns:pic="http://schemas.openxmlformats.org/drawingml/2006/picture">
+                  <pic:nvPicPr>
+                    <pic:cNvPr id="1026" name="Picture 2" descr="Should you learn Ruby on Rails in 2022? (As a jobseeker) | by Brandon  Rowlandson | Medium"/>
+                    <pic:cNvPicPr>
+                      <a:picLocks noChangeAspect="1" noChangeArrowheads="1"/>
+                    </pic:cNvPicPr>
+                  </pic:nvPicPr>
+                  <pic:blipFill>
+                    <a:blip r:embed="rId26" cstate="print">
+                      <a:extLst>
+                        <a:ext uri="{28A0092B-C50C-407E-A947-70E740481C1C}">
+                          <a14:useLocalDpi xmlns:a14="http://schemas.microsoft.com/office/drawing/2010/main" val="0"/>
+                        </a:ext>
+                      </a:extLst>
+                    </a:blip>
+                    <a:srcRect t="21020" r="-6" b="8349"/>
+                    <a:stretch>
+                      <a:fillRect/>
+                    </a:stretch>
+                  </pic:blipFill>
+                  <pic:spPr bwMode="auto">
+                    <a:xfrm>
+                      <a:off x="0" y="0"/>
+                      <a:ext cx="5005523" cy="1485078"/>
+                    </a:xfrm>
+                    <a:prstGeom prst="rect">
+                      <a:avLst/>
+                    </a:prstGeom>
+                    <a:noFill/>
+                  </pic:spPr>
+                </pic:pic>
+              </a:graphicData>
+            </a:graphic>
+          </wp:inline>
+        </w:drawing>
+      </w:r>
+    </w:p>
+    <w:p>
+      <w:pPr>
+        <w:tabs>
+          <w:tab w:val="left" w:pos="1680"/>
+        </w:tabs>
+        <w:rPr>
+          <w:rFonts w:ascii="Times New Roman" w:hAnsi="Times New Roman" w:cs="Times New Roman"/>
+          <w:b/>
+          <w:bCs/>
+          <w:color w:val="215E99" w:themeColor="text2" w:themeTint="BF"/>
+          <w:sz w:val="32"/>
+          <w:szCs w:val="32"/>
+        </w:rPr>
+      </w:pPr>
+      <w:r>
+        <w:rPr>
+          <w:rFonts w:ascii="Times New Roman" w:hAnsi="Times New Roman" w:cs="Times New Roman"/>
+          <w:b/>
+          <w:bCs/>
+          <w:color w:val="215E99" w:themeColor="text2" w:themeTint="BF"/>
+          <w:sz w:val="32"/>
+          <w:szCs w:val="32"/>
+        </w:rPr>
+        <w:lastRenderedPageBreak/>
+        <w:t>API (Application Programming Interface)</w:t>
+      </w:r>
+    </w:p>
+    <w:p>
+      <w:pPr>
+        <w:tabs>
+          <w:tab w:val="left" w:pos="1680"/>
+        </w:tabs>
+        <w:rPr>
+          <w:rFonts w:ascii="Times New Roman" w:hAnsi="Times New Roman" w:cs="Times New Roman"/>
+          <w:sz w:val="32"/>
+          <w:szCs w:val="32"/>
+        </w:rPr>
+      </w:pPr>
+      <w:r>
+        <w:rPr>
+          <w:rFonts w:ascii="Times New Roman" w:hAnsi="Times New Roman" w:cs="Times New Roman"/>
+          <w:sz w:val="32"/>
+          <w:szCs w:val="32"/>
+        </w:rPr>
+        <w:t xml:space="preserve">An API (Application Programming Interface) is a </w:t>
+      </w:r>
+      <w:r>
+        <w:rPr>
+          <w:rFonts w:ascii="Times New Roman" w:hAnsi="Times New Roman" w:cs="Times New Roman"/>
+          <w:b/>
+          <w:bCs/>
+          <w:sz w:val="32"/>
+          <w:szCs w:val="32"/>
+        </w:rPr>
+        <w:t xml:space="preserve">set of rules and tools that </w:t>
+      </w:r>
+      <w:r>
+        <w:rPr>
+          <w:rFonts w:ascii="Times New Roman" w:hAnsi="Times New Roman" w:cs="Times New Roman"/>
+          <w:b/>
+          <w:bCs/>
+          <w:sz w:val="32"/>
+          <w:szCs w:val="32"/>
+        </w:rPr>
+        <w:t>let</w:t>
+      </w:r>
+      <w:r>
+        <w:rPr>
+          <w:rFonts w:ascii="Times New Roman" w:hAnsi="Times New Roman" w:cs="Times New Roman"/>
+          <w:b/>
+          <w:bCs/>
+          <w:sz w:val="32"/>
+          <w:szCs w:val="32"/>
+        </w:rPr>
+        <w:t xml:space="preserve"> different software programs communicate with each other</w:t>
+      </w:r>
+      <w:r>
+        <w:rPr>
+          <w:rFonts w:ascii="Times New Roman" w:hAnsi="Times New Roman" w:cs="Times New Roman"/>
+          <w:sz w:val="32"/>
+          <w:szCs w:val="32"/>
+        </w:rPr>
+        <w:t xml:space="preserve">. It defines </w:t>
+      </w:r>
+      <w:r>
+        <w:rPr>
+          <w:rFonts w:ascii="Times New Roman" w:hAnsi="Times New Roman" w:cs="Times New Roman"/>
+          <w:b/>
+          <w:bCs/>
+          <w:sz w:val="32"/>
+          <w:szCs w:val="32"/>
+        </w:rPr>
+        <w:t>how one program can request data or services from another</w:t>
+      </w:r>
+      <w:r>
+        <w:rPr>
+          <w:rFonts w:ascii="Times New Roman" w:hAnsi="Times New Roman" w:cs="Times New Roman"/>
+          <w:sz w:val="32"/>
+          <w:szCs w:val="32"/>
+        </w:rPr>
+        <w:t xml:space="preserve"> and how the other program will respond.</w:t>
+      </w:r>
+    </w:p>
+    <w:p>
+      <w:pPr>
+        <w:tabs>
+          <w:tab w:val="left" w:pos="1680"/>
+        </w:tabs>
+        <w:rPr>
+          <w:rFonts w:ascii="Times New Roman" w:hAnsi="Times New Roman" w:cs="Times New Roman"/>
+          <w:sz w:val="32"/>
+          <w:szCs w:val="32"/>
+        </w:rPr>
+      </w:pPr>
+      <w:r>
+        <w:rPr>
+          <w:rFonts w:ascii="Times New Roman" w:hAnsi="Times New Roman" w:cs="Times New Roman"/>
+          <w:b/>
+          <w:bCs/>
+          <w:sz w:val="32"/>
+          <w:szCs w:val="32"/>
+        </w:rPr>
+        <w:t>For example,</w:t>
+      </w:r>
+      <w:r>
+        <w:rPr>
+          <w:rFonts w:ascii="Times New Roman" w:hAnsi="Times New Roman" w:cs="Times New Roman"/>
+          <w:sz w:val="32"/>
+          <w:szCs w:val="32"/>
+        </w:rPr>
+        <w:t xml:space="preserve"> a weather app can use a weather API to get the latest forecast from a weather service without building all the data systems itself.</w:t>
+      </w:r>
+    </w:p>
+    <w:p>
+      <w:pPr>
+        <w:tabs>
+          <w:tab w:val="left" w:pos="1680"/>
+        </w:tabs>
+        <w:rPr>
+          <w:rFonts w:ascii="Times New Roman" w:hAnsi="Times New Roman" w:cs="Times New Roman"/>
+          <w:b/>
+          <w:bCs/>
+          <w:sz w:val="32"/>
+          <w:szCs w:val="32"/>
+        </w:rPr>
+      </w:pPr>
+      <w:r>
+        <w:rPr>
+          <w:rFonts w:ascii="Times New Roman" w:hAnsi="Times New Roman" w:cs="Times New Roman"/>
+          <w:b/>
+          <w:bCs/>
+          <w:sz w:val="32"/>
+          <w:szCs w:val="32"/>
+        </w:rPr>
+        <w:t>Common Use Cases</w:t>
+      </w:r>
+    </w:p>
+    <w:p>
+      <w:pPr>
+        <w:pStyle w:val="ListParagraph"/>
+        <w:numPr>
+          <w:ilvl w:val="0"/>
+          <w:numId w:val="35"/>
+        </w:numPr>
+        <w:tabs>
+          <w:tab w:val="left" w:pos="1680"/>
+        </w:tabs>
+        <w:rPr>
+          <w:rFonts w:ascii="Times New Roman" w:hAnsi="Times New Roman" w:cs="Times New Roman"/>
+          <w:sz w:val="32"/>
+          <w:szCs w:val="32"/>
+        </w:rPr>
+      </w:pPr>
+      <w:r>
+        <w:rPr>
+          <w:rFonts w:ascii="Times New Roman" w:hAnsi="Times New Roman" w:cs="Times New Roman"/>
+          <w:b/>
+          <w:bCs/>
+          <w:sz w:val="32"/>
+          <w:szCs w:val="32"/>
+        </w:rPr>
+        <w:t>Social Media Integration:</w:t>
+      </w:r>
+      <w:r>
+        <w:rPr>
+          <w:rFonts w:ascii="Times New Roman" w:hAnsi="Times New Roman" w:cs="Times New Roman"/>
+          <w:sz w:val="32"/>
+          <w:szCs w:val="32"/>
+        </w:rPr>
+        <w:t xml:space="preserve"> Add features from Facebook, Twitter, or Instagram to your app.</w:t>
+      </w:r>
+    </w:p>
+    <w:p>
+      <w:pPr>
+        <w:pStyle w:val="ListParagraph"/>
+        <w:numPr>
+          <w:ilvl w:val="0"/>
+          <w:numId w:val="35"/>
+        </w:numPr>
+        <w:tabs>
+          <w:tab w:val="left" w:pos="1680"/>
+        </w:tabs>
+        <w:rPr>
+          <w:rFonts w:ascii="Times New Roman" w:hAnsi="Times New Roman" w:cs="Times New Roman"/>
+          <w:sz w:val="32"/>
+          <w:szCs w:val="32"/>
+        </w:rPr>
+      </w:pPr>
+      <w:r>
+        <w:rPr>
+          <w:rFonts w:ascii="Times New Roman" w:hAnsi="Times New Roman" w:cs="Times New Roman"/>
+          <w:b/>
+          <w:bCs/>
+          <w:sz w:val="32"/>
+          <w:szCs w:val="32"/>
+        </w:rPr>
+        <w:t>Payment Processing:</w:t>
+      </w:r>
+      <w:r>
+        <w:rPr>
+          <w:rFonts w:ascii="Times New Roman" w:hAnsi="Times New Roman" w:cs="Times New Roman"/>
+          <w:sz w:val="32"/>
+          <w:szCs w:val="32"/>
+        </w:rPr>
+        <w:t xml:space="preserve"> Use PayPal or Stripe to handle online payments.</w:t>
+      </w:r>
+    </w:p>
+    <w:p>
+      <w:pPr>
+        <w:pStyle w:val="ListParagraph"/>
+        <w:numPr>
+          <w:ilvl w:val="0"/>
+          <w:numId w:val="35"/>
+        </w:numPr>
+        <w:tabs>
+          <w:tab w:val="left" w:pos="1680"/>
+        </w:tabs>
+        <w:rPr>
+          <w:rFonts w:ascii="Times New Roman" w:hAnsi="Times New Roman" w:cs="Times New Roman"/>
+          <w:sz w:val="32"/>
+          <w:szCs w:val="32"/>
+        </w:rPr>
+      </w:pPr>
+      <w:r>
+        <w:rPr>
+          <w:rFonts w:ascii="Times New Roman" w:hAnsi="Times New Roman" w:cs="Times New Roman"/>
+          <w:b/>
+          <w:bCs/>
+          <w:sz w:val="32"/>
+          <w:szCs w:val="32"/>
+        </w:rPr>
+        <w:t>Data Retrieval:</w:t>
+      </w:r>
+      <w:r>
+        <w:rPr>
+          <w:rFonts w:ascii="Times New Roman" w:hAnsi="Times New Roman" w:cs="Times New Roman"/>
+          <w:sz w:val="32"/>
+          <w:szCs w:val="32"/>
+        </w:rPr>
+        <w:t xml:space="preserve"> Get information like weather updates, stock prices, or news for your app.</w:t>
+      </w:r>
+    </w:p>
+    <w:p>
+      <w:pPr>
+        <w:tabs>
+          <w:tab w:val="left" w:pos="1680"/>
+        </w:tabs>
+        <w:rPr>
+          <w:rFonts w:ascii="Times New Roman" w:hAnsi="Times New Roman" w:cs="Times New Roman"/>
+          <w:color w:val="215E99" w:themeColor="text2" w:themeTint="BF"/>
+          <w:sz w:val="32"/>
+          <w:szCs w:val="32"/>
+        </w:rPr>
+      </w:pPr>
+      <w:r>
+        <w:rPr>
+          <w:rFonts w:ascii="Times New Roman" w:hAnsi="Times New Roman" w:cs="Times New Roman"/>
+          <w:b/>
+          <w:bCs/>
+          <w:color w:val="215E99" w:themeColor="text2" w:themeTint="BF"/>
+          <w:sz w:val="32"/>
+          <w:szCs w:val="32"/>
+        </w:rPr>
+        <w:t>Web Application Categories</w:t>
+      </w:r>
+    </w:p>
+    <w:p>
+      <w:pPr>
+        <w:numPr>
+          <w:ilvl w:val="0"/>
+          <w:numId w:val="36"/>
+        </w:numPr>
+        <w:tabs>
+          <w:tab w:val="left" w:pos="1680"/>
+        </w:tabs>
+        <w:rPr>
+          <w:rFonts w:ascii="Times New Roman" w:hAnsi="Times New Roman" w:cs="Times New Roman"/>
+          <w:sz w:val="32"/>
+          <w:szCs w:val="32"/>
+        </w:rPr>
+      </w:pPr>
+      <w:r>
+        <w:rPr>
+          <w:rFonts w:ascii="Times New Roman" w:hAnsi="Times New Roman" w:cs="Times New Roman"/>
+          <w:b/>
+          <w:bCs/>
+          <w:sz w:val="32"/>
+          <w:szCs w:val="32"/>
+        </w:rPr>
+        <w:t>Static Web Applications:</w:t>
+      </w:r>
+    </w:p>
+    <w:p>
+      <w:pPr>
+        <w:pStyle w:val="ListParagraph"/>
+        <w:numPr>
+          <w:ilvl w:val="0"/>
+          <w:numId w:val="40"/>
+        </w:numPr>
+        <w:tabs>
+          <w:tab w:val="left" w:pos="1680"/>
+        </w:tabs>
+        <w:rPr>
+          <w:rFonts w:ascii="Times New Roman" w:hAnsi="Times New Roman" w:cs="Times New Roman"/>
+          <w:sz w:val="32"/>
+          <w:szCs w:val="32"/>
+        </w:rPr>
+      </w:pPr>
+      <w:r>
+        <w:rPr>
+          <w:rFonts w:ascii="Times New Roman" w:hAnsi="Times New Roman" w:cs="Times New Roman"/>
+          <w:sz w:val="32"/>
+          <w:szCs w:val="32"/>
+        </w:rPr>
+        <w:t xml:space="preserve">Simple websites that </w:t>
+      </w:r>
+      <w:r>
+        <w:rPr>
+          <w:rFonts w:ascii="Times New Roman" w:hAnsi="Times New Roman" w:cs="Times New Roman"/>
+          <w:b/>
+          <w:bCs/>
+          <w:sz w:val="32"/>
+          <w:szCs w:val="32"/>
+        </w:rPr>
+        <w:t>don’t change much</w:t>
+      </w:r>
+      <w:r>
+        <w:rPr>
+          <w:rFonts w:ascii="Times New Roman" w:hAnsi="Times New Roman" w:cs="Times New Roman"/>
+          <w:sz w:val="32"/>
+          <w:szCs w:val="32"/>
+        </w:rPr>
+        <w:t xml:space="preserve"> and </w:t>
+      </w:r>
+      <w:r>
+        <w:rPr>
+          <w:rFonts w:ascii="Times New Roman" w:hAnsi="Times New Roman" w:cs="Times New Roman"/>
+          <w:b/>
+          <w:bCs/>
+          <w:sz w:val="32"/>
+          <w:szCs w:val="32"/>
+        </w:rPr>
+        <w:t>aren’t interactive</w:t>
+      </w:r>
+      <w:r>
+        <w:rPr>
+          <w:rFonts w:ascii="Times New Roman" w:hAnsi="Times New Roman" w:cs="Times New Roman"/>
+          <w:sz w:val="32"/>
+          <w:szCs w:val="32"/>
+        </w:rPr>
+        <w:t xml:space="preserve"> u</w:t>
+      </w:r>
+      <w:r>
+        <w:rPr>
+          <w:rFonts w:ascii="Times New Roman" w:hAnsi="Times New Roman" w:cs="Times New Roman"/>
+          <w:sz w:val="32"/>
+          <w:szCs w:val="32"/>
+        </w:rPr>
+        <w:t>nless manually updated.</w:t>
+      </w:r>
+      <w:r>
+        <w:rPr>
+          <w:rFonts w:ascii="Times New Roman" w:hAnsi="Times New Roman" w:cs="Times New Roman"/>
+          <w:sz w:val="32"/>
+          <w:szCs w:val="32"/>
+        </w:rPr>
+        <w:t xml:space="preserve"> </w:t>
+      </w:r>
+    </w:p>
+    <w:p>
+      <w:pPr>
+        <w:pStyle w:val="ListParagraph"/>
+        <w:numPr>
+          <w:ilvl w:val="0"/>
+          <w:numId w:val="40"/>
+        </w:numPr>
+        <w:tabs>
+          <w:tab w:val="left" w:pos="1680"/>
+        </w:tabs>
+        <w:rPr>
+          <w:rFonts w:ascii="Times New Roman" w:hAnsi="Times New Roman" w:cs="Times New Roman"/>
+          <w:sz w:val="32"/>
+          <w:szCs w:val="32"/>
+        </w:rPr>
+      </w:pPr>
+      <w:r>
+        <w:rPr>
+          <w:rFonts w:ascii="Times New Roman" w:hAnsi="Times New Roman" w:cs="Times New Roman"/>
+          <w:sz w:val="32"/>
+          <w:szCs w:val="32"/>
+        </w:rPr>
+        <w:t xml:space="preserve">Made using </w:t>
+      </w:r>
+      <w:r>
+        <w:rPr>
+          <w:rFonts w:ascii="Times New Roman" w:hAnsi="Times New Roman" w:cs="Times New Roman"/>
+          <w:b/>
+          <w:bCs/>
+          <w:sz w:val="32"/>
+          <w:szCs w:val="32"/>
+        </w:rPr>
+        <w:t>HTML, CSS, and JavaScript</w:t>
+      </w:r>
+      <w:r>
+        <w:rPr>
+          <w:rFonts w:ascii="Times New Roman" w:hAnsi="Times New Roman" w:cs="Times New Roman"/>
+          <w:sz w:val="32"/>
+          <w:szCs w:val="32"/>
+        </w:rPr>
+        <w:t>.</w:t>
+      </w:r>
+    </w:p>
+    <w:p>
+      <w:pPr>
+        <w:numPr>
+          <w:ilvl w:val="0"/>
+          <w:numId w:val="38"/>
+        </w:numPr>
+        <w:tabs>
+          <w:tab w:val="left" w:pos="1680"/>
+        </w:tabs>
+        <w:rPr>
+          <w:rFonts w:ascii="Times New Roman" w:hAnsi="Times New Roman" w:cs="Times New Roman"/>
+          <w:sz w:val="32"/>
+          <w:szCs w:val="32"/>
+        </w:rPr>
+      </w:pPr>
+      <w:r>
+        <w:rPr>
+          <w:rFonts w:ascii="Times New Roman" w:hAnsi="Times New Roman" w:cs="Times New Roman"/>
+          <w:b/>
+          <w:bCs/>
+          <w:sz w:val="32"/>
+          <w:szCs w:val="32"/>
+        </w:rPr>
+        <w:t>Dynamic Web Applications</w:t>
+      </w:r>
+    </w:p>
+    <w:p>
+      <w:pPr>
+        <w:pStyle w:val="ListParagraph"/>
+        <w:numPr>
+          <w:ilvl w:val="0"/>
+          <w:numId w:val="43"/>
+        </w:numPr>
+        <w:ind w:left="1440"/>
+        <w:rPr>
+          <w:rFonts w:ascii="Times New Roman" w:hAnsi="Times New Roman" w:cs="Times New Roman"/>
+          <w:sz w:val="32"/>
+          <w:szCs w:val="32"/>
+        </w:rPr>
+      </w:pPr>
+      <w:r>
+        <w:rPr>
+          <w:rFonts w:ascii="Times New Roman" w:hAnsi="Times New Roman" w:cs="Times New Roman"/>
+          <w:sz w:val="32"/>
+          <w:szCs w:val="32"/>
+        </w:rPr>
+        <w:t xml:space="preserve">Websites that </w:t>
+      </w:r>
+      <w:r>
+        <w:rPr>
+          <w:rStyle w:val="Strong"/>
+          <w:rFonts w:ascii="Times New Roman" w:hAnsi="Times New Roman" w:cs="Times New Roman"/>
+          <w:sz w:val="32"/>
+          <w:szCs w:val="32"/>
+        </w:rPr>
+        <w:t>change and respond</w:t>
+      </w:r>
+      <w:r>
+        <w:rPr>
+          <w:rFonts w:ascii="Times New Roman" w:hAnsi="Times New Roman" w:cs="Times New Roman"/>
+          <w:sz w:val="32"/>
+          <w:szCs w:val="32"/>
+        </w:rPr>
+        <w:t xml:space="preserve"> to user actions.</w:t>
+      </w:r>
+    </w:p>
+    <w:p>
+      <w:pPr>
+        <w:pStyle w:val="ListParagraph"/>
+        <w:numPr>
+          <w:ilvl w:val="0"/>
+          <w:numId w:val="43"/>
+        </w:numPr>
+        <w:ind w:left="1440"/>
+        <w:rPr>
+          <w:rFonts w:ascii="Times New Roman" w:hAnsi="Times New Roman" w:cs="Times New Roman"/>
+          <w:sz w:val="32"/>
+          <w:szCs w:val="32"/>
+        </w:rPr>
+      </w:pPr>
+      <w:proofErr w:type="gramStart"/>
+      <w:r>
+        <w:rPr>
+          <w:rFonts w:ascii="Times New Roman" w:hAnsi="Times New Roman" w:cs="Times New Roman"/>
+          <w:sz w:val="32"/>
+          <w:szCs w:val="32"/>
+        </w:rPr>
+        <w:t>Can</w:t>
+      </w:r>
+      <w:proofErr w:type="gramEnd"/>
+      <w:r>
+        <w:rPr>
+          <w:rFonts w:ascii="Times New Roman" w:hAnsi="Times New Roman" w:cs="Times New Roman"/>
+          <w:sz w:val="32"/>
+          <w:szCs w:val="32"/>
+        </w:rPr>
+        <w:t xml:space="preserve"> </w:t>
+      </w:r>
+      <w:r>
+        <w:rPr>
+          <w:rStyle w:val="Strong"/>
+          <w:rFonts w:ascii="Times New Roman" w:hAnsi="Times New Roman" w:cs="Times New Roman"/>
+          <w:sz w:val="32"/>
+          <w:szCs w:val="32"/>
+        </w:rPr>
+        <w:t>create, read, update, and delete (CRUD) data</w:t>
+      </w:r>
+      <w:r>
+        <w:rPr>
+          <w:rFonts w:ascii="Times New Roman" w:hAnsi="Times New Roman" w:cs="Times New Roman"/>
+          <w:sz w:val="32"/>
+          <w:szCs w:val="32"/>
+        </w:rPr>
+        <w:t>.</w:t>
+      </w:r>
+    </w:p>
+    <w:p>
+      <w:pPr>
+        <w:pStyle w:val="ListParagraph"/>
+        <w:numPr>
+          <w:ilvl w:val="0"/>
+          <w:numId w:val="43"/>
+        </w:numPr>
+        <w:ind w:left="1440"/>
+        <w:rPr>
+          <w:rFonts w:ascii="Times New Roman" w:hAnsi="Times New Roman" w:cs="Times New Roman"/>
+          <w:sz w:val="32"/>
+          <w:szCs w:val="32"/>
+        </w:rPr>
+      </w:pPr>
+      <w:r>
+        <w:rPr>
+          <w:rFonts w:ascii="Times New Roman" w:hAnsi="Times New Roman" w:cs="Times New Roman"/>
+          <w:sz w:val="32"/>
+          <w:szCs w:val="32"/>
+        </w:rPr>
+        <w:t xml:space="preserve">Made with </w:t>
+      </w:r>
+      <w:r>
+        <w:rPr>
+          <w:rStyle w:val="Strong"/>
+          <w:rFonts w:ascii="Times New Roman" w:hAnsi="Times New Roman" w:cs="Times New Roman"/>
+          <w:sz w:val="32"/>
+          <w:szCs w:val="32"/>
+        </w:rPr>
+        <w:t>HTML, CSS, JavaScript, PHP, or CMS</w:t>
+      </w:r>
+      <w:r>
+        <w:rPr>
+          <w:rFonts w:ascii="Times New Roman" w:hAnsi="Times New Roman" w:cs="Times New Roman"/>
+          <w:sz w:val="32"/>
+          <w:szCs w:val="32"/>
+        </w:rPr>
+        <w:t xml:space="preserve"> like WordPress.</w:t>
+      </w:r>
+    </w:p>
+    <w:p>
+      <w:pPr>
+        <w:rPr>
+          <w:rFonts w:ascii="Times New Roman" w:hAnsi="Times New Roman" w:cs="Times New Roman"/>
+          <w:sz w:val="32"/>
+          <w:szCs w:val="32"/>
+        </w:rPr>
+      </w:pPr>
+    </w:p>
+    <w:p>
+      <w:pPr>
+        <w:jc w:val="center"/>
+        <w:rPr>
+          <w:rFonts w:ascii="Times New Roman" w:hAnsi="Times New Roman" w:cs="Times New Roman"/>
+          <w:sz w:val="32"/>
+          <w:szCs w:val="32"/>
+        </w:rPr>
+      </w:pPr>
+      <w:r>
+        <w:rPr>
+          <w:rFonts w:ascii="Times New Roman" w:hAnsi="Times New Roman" w:cs="Times New Roman"/>
+          <w:sz w:val="32"/>
+          <w:szCs w:val="32"/>
+        </w:rPr>
+        <w:lastRenderedPageBreak/>
+        <w:drawing>
+          <wp:inline distT="0" distB="0" distL="0" distR="0" wp14:anchorId="3726F5F6" wp14:editId="6CB6AFD0">
+            <wp:extent cx="5936328" cy="3994799"/>
+            <wp:effectExtent l="0" t="0" r="7620" b="5715"/>
+            <wp:docPr id="385883068" name="Picture 2" descr="Static and dynamic Website | Download Scientific Diagram"/>
+            <wp:cNvGraphicFramePr>
+              <a:graphicFrameLocks xmlns:a="http://schemas.openxmlformats.org/drawingml/2006/main" noChangeAspect="1"/>
+            </wp:cNvGraphicFramePr>
+            <a:graphic xmlns:a="http://schemas.openxmlformats.org/drawingml/2006/main">
+              <a:graphicData uri="http://schemas.openxmlformats.org/drawingml/2006/picture">
+                <pic:pic xmlns:pic="http://schemas.openxmlformats.org/drawingml/2006/picture">
+                  <pic:nvPicPr>
+                    <pic:cNvPr id="1026" name="Picture 2" descr="Static and dynamic Website | Download Scientific Diagram"/>
+                    <pic:cNvPicPr>
+                      <a:picLocks noChangeAspect="1" noChangeArrowheads="1"/>
+                    </pic:cNvPicPr>
+                  </pic:nvPicPr>
+                  <pic:blipFill>
+                    <a:blip r:embed="rId27">
+                      <a:extLst>
+                        <a:ext uri="{28A0092B-C50C-407E-A947-70E740481C1C}">
+                          <a14:useLocalDpi xmlns:a14="http://schemas.microsoft.com/office/drawing/2010/main" val="0"/>
+                        </a:ext>
+                      </a:extLst>
+                    </a:blip>
+                    <a:srcRect/>
+                    <a:stretch>
+                      <a:fillRect/>
+                    </a:stretch>
+                  </pic:blipFill>
+                  <pic:spPr bwMode="auto">
+                    <a:xfrm>
+                      <a:off x="0" y="0"/>
+                      <a:ext cx="5936328" cy="3994799"/>
+                    </a:xfrm>
+                    <a:prstGeom prst="rect">
+                      <a:avLst/>
+                    </a:prstGeom>
+                    <a:noFill/>
+                    <a:extLst>
+                      <a:ext uri="{909E8E84-426E-40DD-AFC4-6F175D3DCCD1}">
+                        <a14:hiddenFill xmlns:a14="http://schemas.microsoft.com/office/drawing/2010/main">
+                          <a:solidFill>
+                            <a:srgbClr val="FFFFFF"/>
+                          </a:solidFill>
+                        </a14:hiddenFill>
+                      </a:ext>
+                    </a:extLst>
+                  </pic:spPr>
+                </pic:pic>
+              </a:graphicData>
+            </a:graphic>
+          </wp:inline>
+        </w:drawing>
+      </w:r>
+    </w:p>
+    <w:p>
+      <w:pPr>
+        <w:rPr>
+          <w:rFonts w:ascii="Times New Roman" w:hAnsi="Times New Roman" w:cs="Times New Roman"/>
+          <w:sz w:val="32"/>
+          <w:szCs w:val="32"/>
+        </w:rPr>
+      </w:pPr>
+      <w:r>
+        <w:rPr>
+          <w:rFonts w:ascii="Times New Roman" w:hAnsi="Times New Roman" w:cs="Times New Roman"/>
+          <w:b/>
+          <w:bCs/>
+          <w:color w:val="215E99" w:themeColor="text2" w:themeTint="BF"/>
+          <w:sz w:val="32"/>
+          <w:szCs w:val="32"/>
+        </w:rPr>
+        <w:t>Cookies</w:t>
+      </w:r>
+      <w:r>
+        <w:rPr>
+          <w:rFonts w:ascii="Times New Roman" w:hAnsi="Times New Roman" w:cs="Times New Roman"/>
+          <w:sz w:val="32"/>
+          <w:szCs w:val="32"/>
+        </w:rPr>
+        <w:br/>
+        <w:t xml:space="preserve">Cookies are </w:t>
+      </w:r>
+      <w:r>
+        <w:rPr>
+          <w:rFonts w:ascii="Times New Roman" w:hAnsi="Times New Roman" w:cs="Times New Roman"/>
+          <w:b/>
+          <w:bCs/>
+          <w:sz w:val="32"/>
+          <w:szCs w:val="32"/>
+        </w:rPr>
+        <w:t>small pieces of data that a website stores on a user’s device</w:t>
+      </w:r>
+      <w:r>
+        <w:rPr>
+          <w:rFonts w:ascii="Times New Roman" w:hAnsi="Times New Roman" w:cs="Times New Roman"/>
+          <w:sz w:val="32"/>
+          <w:szCs w:val="32"/>
+        </w:rPr>
+        <w:t xml:space="preserve">. They help the website remember information about the user between visits. </w:t>
+      </w:r>
+      <w:r>
+        <w:rPr>
+          <w:rFonts w:ascii="Times New Roman" w:hAnsi="Times New Roman" w:cs="Times New Roman"/>
+          <w:b/>
+          <w:bCs/>
+          <w:sz w:val="32"/>
+          <w:szCs w:val="32"/>
+        </w:rPr>
+        <w:t>For example,</w:t>
+      </w:r>
+      <w:r>
+        <w:rPr>
+          <w:rFonts w:ascii="Times New Roman" w:hAnsi="Times New Roman" w:cs="Times New Roman"/>
+          <w:sz w:val="32"/>
+          <w:szCs w:val="32"/>
+        </w:rPr>
+        <w:t xml:space="preserve"> cookies can keep a user logged in, save site preferences like language or theme, and track user behavior for analytics or ads. Cookies are stored on the </w:t>
+      </w:r>
+      <w:r>
+        <w:rPr>
+          <w:rFonts w:ascii="Times New Roman" w:hAnsi="Times New Roman" w:cs="Times New Roman"/>
+          <w:b/>
+          <w:bCs/>
+          <w:sz w:val="32"/>
+          <w:szCs w:val="32"/>
+        </w:rPr>
+        <w:t>user’s browser</w:t>
+      </w:r>
+      <w:r>
+        <w:rPr>
+          <w:rFonts w:ascii="Times New Roman" w:hAnsi="Times New Roman" w:cs="Times New Roman"/>
+          <w:sz w:val="32"/>
+          <w:szCs w:val="32"/>
+        </w:rPr>
+        <w:t xml:space="preserve"> and can last for a short time or longer depending on their purpose.</w:t>
+      </w:r>
+    </w:p>
+    <w:p>
+      <w:pPr>
+        <w:rPr>
+          <w:rFonts w:ascii="Times New Roman" w:hAnsi="Times New Roman" w:cs="Times New Roman"/>
+          <w:sz w:val="32"/>
+          <w:szCs w:val="32"/>
+        </w:rPr>
+      </w:pPr>
+      <w:r>
+        <w:rPr>
+          <w:rFonts w:ascii="Times New Roman" w:hAnsi="Times New Roman" w:cs="Times New Roman"/>
+          <w:b/>
+          <w:bCs/>
+          <w:color w:val="215E99" w:themeColor="text2" w:themeTint="BF"/>
+          <w:sz w:val="32"/>
+          <w:szCs w:val="32"/>
+        </w:rPr>
+        <w:t>Sessions</w:t>
+      </w:r>
+      <w:r>
+        <w:rPr>
+          <w:rFonts w:ascii="Times New Roman" w:hAnsi="Times New Roman" w:cs="Times New Roman"/>
+          <w:sz w:val="32"/>
+          <w:szCs w:val="32"/>
+        </w:rPr>
+        <w:br/>
+        <w:t xml:space="preserve">Sessions are a way to </w:t>
+      </w:r>
+      <w:r>
+        <w:rPr>
+          <w:rFonts w:ascii="Times New Roman" w:hAnsi="Times New Roman" w:cs="Times New Roman"/>
+          <w:b/>
+          <w:bCs/>
+          <w:sz w:val="32"/>
+          <w:szCs w:val="32"/>
+        </w:rPr>
+        <w:t>store user-specific information on the server while the user is browsing a website</w:t>
+      </w:r>
+      <w:r>
+        <w:rPr>
+          <w:rFonts w:ascii="Times New Roman" w:hAnsi="Times New Roman" w:cs="Times New Roman"/>
+          <w:sz w:val="32"/>
+          <w:szCs w:val="32"/>
+        </w:rPr>
+        <w:t xml:space="preserve">. Unlike cookies, the data is kept on the server, and the user gets a unique session ID to identify their session. Sessions are used to keep users logged in across pages, remember shopping cart items, and store temporary preferences during a </w:t>
+      </w:r>
+      <w:r>
+        <w:rPr>
+          <w:rFonts w:ascii="Times New Roman" w:hAnsi="Times New Roman" w:cs="Times New Roman"/>
+          <w:sz w:val="32"/>
+          <w:szCs w:val="32"/>
+        </w:rPr>
+        <w:lastRenderedPageBreak/>
+        <w:t xml:space="preserve">visit. Sessions usually </w:t>
+      </w:r>
+      <w:r>
+        <w:rPr>
+          <w:rFonts w:ascii="Times New Roman" w:hAnsi="Times New Roman" w:cs="Times New Roman"/>
+          <w:b/>
+          <w:bCs/>
+          <w:sz w:val="32"/>
+          <w:szCs w:val="32"/>
+        </w:rPr>
+        <w:t>expire when the user closes the browser or after a set time</w:t>
+      </w:r>
+      <w:r>
+        <w:rPr>
+          <w:rFonts w:ascii="Times New Roman" w:hAnsi="Times New Roman" w:cs="Times New Roman"/>
+          <w:sz w:val="32"/>
+          <w:szCs w:val="32"/>
+        </w:rPr>
+        <w:t>.</w:t>
+      </w:r>
     </w:p>
     <w:sectPr>
       <w:pgSz w:w="12240" w:h="15840"/>
@@ -3128,6 +5065,232 @@
     </w:lvl>
   </w:abstractNum>
   <w:abstractNum w:abstractNumId="4" w15:restartNumberingAfterBreak="0">
+    <w:nsid w:val="0F376CAD"/>
+    <w:multiLevelType w:val="multilevel"/>
+    <w:tmpl w:val="00C854FE"/>
+    <w:lvl w:ilvl="0">
+      <w:start w:val="2"/>
+      <w:numFmt w:val="decimal"/>
+      <w:lvlText w:val="%1."/>
+      <w:lvlJc w:val="left"/>
+      <w:pPr>
+        <w:tabs>
+          <w:tab w:val="num" w:pos="720"/>
+        </w:tabs>
+        <w:ind w:left="720" w:hanging="360"/>
+      </w:pPr>
+    </w:lvl>
+    <w:lvl w:ilvl="1" w:tentative="1">
+      <w:start w:val="1"/>
+      <w:numFmt w:val="decimal"/>
+      <w:lvlText w:val="%2."/>
+      <w:lvlJc w:val="left"/>
+      <w:pPr>
+        <w:tabs>
+          <w:tab w:val="num" w:pos="1440"/>
+        </w:tabs>
+        <w:ind w:left="1440" w:hanging="360"/>
+      </w:pPr>
+    </w:lvl>
+    <w:lvl w:ilvl="2" w:tentative="1">
+      <w:start w:val="1"/>
+      <w:numFmt w:val="decimal"/>
+      <w:lvlText w:val="%3."/>
+      <w:lvlJc w:val="left"/>
+      <w:pPr>
+        <w:tabs>
+          <w:tab w:val="num" w:pos="2160"/>
+        </w:tabs>
+        <w:ind w:left="2160" w:hanging="360"/>
+      </w:pPr>
+    </w:lvl>
+    <w:lvl w:ilvl="3" w:tentative="1">
+      <w:start w:val="1"/>
+      <w:numFmt w:val="decimal"/>
+      <w:lvlText w:val="%4."/>
+      <w:lvlJc w:val="left"/>
+      <w:pPr>
+        <w:tabs>
+          <w:tab w:val="num" w:pos="2880"/>
+        </w:tabs>
+        <w:ind w:left="2880" w:hanging="360"/>
+      </w:pPr>
+    </w:lvl>
+    <w:lvl w:ilvl="4" w:tentative="1">
+      <w:start w:val="1"/>
+      <w:numFmt w:val="decimal"/>
+      <w:lvlText w:val="%5."/>
+      <w:lvlJc w:val="left"/>
+      <w:pPr>
+        <w:tabs>
+          <w:tab w:val="num" w:pos="3600"/>
+        </w:tabs>
+        <w:ind w:left="3600" w:hanging="360"/>
+      </w:pPr>
+    </w:lvl>
+    <w:lvl w:ilvl="5" w:tentative="1">
+      <w:start w:val="1"/>
+      <w:numFmt w:val="decimal"/>
+      <w:lvlText w:val="%6."/>
+      <w:lvlJc w:val="left"/>
+      <w:pPr>
+        <w:tabs>
+          <w:tab w:val="num" w:pos="4320"/>
+        </w:tabs>
+        <w:ind w:left="4320" w:hanging="360"/>
+      </w:pPr>
+    </w:lvl>
+    <w:lvl w:ilvl="6" w:tentative="1">
+      <w:start w:val="1"/>
+      <w:numFmt w:val="decimal"/>
+      <w:lvlText w:val="%7."/>
+      <w:lvlJc w:val="left"/>
+      <w:pPr>
+        <w:tabs>
+          <w:tab w:val="num" w:pos="5040"/>
+        </w:tabs>
+        <w:ind w:left="5040" w:hanging="360"/>
+      </w:pPr>
+    </w:lvl>
+    <w:lvl w:ilvl="7" w:tentative="1">
+      <w:start w:val="1"/>
+      <w:numFmt w:val="decimal"/>
+      <w:lvlText w:val="%8."/>
+      <w:lvlJc w:val="left"/>
+      <w:pPr>
+        <w:tabs>
+          <w:tab w:val="num" w:pos="5760"/>
+        </w:tabs>
+        <w:ind w:left="5760" w:hanging="360"/>
+      </w:pPr>
+    </w:lvl>
+    <w:lvl w:ilvl="8" w:tentative="1">
+      <w:start w:val="1"/>
+      <w:numFmt w:val="decimal"/>
+      <w:lvlText w:val="%9."/>
+      <w:lvlJc w:val="left"/>
+      <w:pPr>
+        <w:tabs>
+          <w:tab w:val="num" w:pos="6480"/>
+        </w:tabs>
+        <w:ind w:left="6480" w:hanging="360"/>
+      </w:pPr>
+    </w:lvl>
+  </w:abstractNum>
+  <w:abstractNum w:abstractNumId="5" w15:restartNumberingAfterBreak="0">
+    <w:nsid w:val="13E61AAD"/>
+    <w:multiLevelType w:val="hybridMultilevel"/>
+    <w:tmpl w:val="277E635E"/>
+    <w:lvl w:ilvl="0" w:tplc="04090001">
+      <w:start w:val="1"/>
+      <w:numFmt w:val="bullet"/>
+      <w:lvlText w:val=""/>
+      <w:lvlJc w:val="left"/>
+      <w:pPr>
+        <w:ind w:left="720" w:hanging="360"/>
+      </w:pPr>
+      <w:rPr>
+        <w:rFonts w:ascii="Symbol" w:hAnsi="Symbol" w:hint="default"/>
+      </w:rPr>
+    </w:lvl>
+    <w:lvl w:ilvl="1" w:tplc="04090003" w:tentative="1">
+      <w:start w:val="1"/>
+      <w:numFmt w:val="bullet"/>
+      <w:lvlText w:val="o"/>
+      <w:lvlJc w:val="left"/>
+      <w:pPr>
+        <w:ind w:left="1440" w:hanging="360"/>
+      </w:pPr>
+      <w:rPr>
+        <w:rFonts w:ascii="Courier New" w:hAnsi="Courier New" w:cs="Courier New" w:hint="default"/>
+      </w:rPr>
+    </w:lvl>
+    <w:lvl w:ilvl="2" w:tplc="04090005" w:tentative="1">
+      <w:start w:val="1"/>
+      <w:numFmt w:val="bullet"/>
+      <w:lvlText w:val=""/>
+      <w:lvlJc w:val="left"/>
+      <w:pPr>
+        <w:ind w:left="2160" w:hanging="360"/>
+      </w:pPr>
+      <w:rPr>
+        <w:rFonts w:ascii="Wingdings" w:hAnsi="Wingdings" w:hint="default"/>
+      </w:rPr>
+    </w:lvl>
+    <w:lvl w:ilvl="3" w:tplc="04090001" w:tentative="1">
+      <w:start w:val="1"/>
+      <w:numFmt w:val="bullet"/>
+      <w:lvlText w:val=""/>
+      <w:lvlJc w:val="left"/>
+      <w:pPr>
+        <w:ind w:left="2880" w:hanging="360"/>
+      </w:pPr>
+      <w:rPr>
+        <w:rFonts w:ascii="Symbol" w:hAnsi="Symbol" w:hint="default"/>
+      </w:rPr>
+    </w:lvl>
+    <w:lvl w:ilvl="4" w:tplc="04090003" w:tentative="1">
+      <w:start w:val="1"/>
+      <w:numFmt w:val="bullet"/>
+      <w:lvlText w:val="o"/>
+      <w:lvlJc w:val="left"/>
+      <w:pPr>
+        <w:ind w:left="3600" w:hanging="360"/>
+      </w:pPr>
+      <w:rPr>
+        <w:rFonts w:ascii="Courier New" w:hAnsi="Courier New" w:cs="Courier New" w:hint="default"/>
+      </w:rPr>
+    </w:lvl>
+    <w:lvl w:ilvl="5" w:tplc="04090005" w:tentative="1">
+      <w:start w:val="1"/>
+      <w:numFmt w:val="bullet"/>
+      <w:lvlText w:val=""/>
+      <w:lvlJc w:val="left"/>
+      <w:pPr>
+        <w:ind w:left="4320" w:hanging="360"/>
+      </w:pPr>
+      <w:rPr>
+        <w:rFonts w:ascii="Wingdings" w:hAnsi="Wingdings" w:hint="default"/>
+      </w:rPr>
+    </w:lvl>
+    <w:lvl w:ilvl="6" w:tplc="04090001" w:tentative="1">
+      <w:start w:val="1"/>
+      <w:numFmt w:val="bullet"/>
+      <w:lvlText w:val=""/>
+      <w:lvlJc w:val="left"/>
+      <w:pPr>
+        <w:ind w:left="5040" w:hanging="360"/>
+      </w:pPr>
+      <w:rPr>
+        <w:rFonts w:ascii="Symbol" w:hAnsi="Symbol" w:hint="default"/>
+      </w:rPr>
+    </w:lvl>
+    <w:lvl w:ilvl="7" w:tplc="04090003" w:tentative="1">
+      <w:start w:val="1"/>
+      <w:numFmt w:val="bullet"/>
+      <w:lvlText w:val="o"/>
+      <w:lvlJc w:val="left"/>
+      <w:pPr>
+        <w:ind w:left="5760" w:hanging="360"/>
+      </w:pPr>
+      <w:rPr>
+        <w:rFonts w:ascii="Courier New" w:hAnsi="Courier New" w:cs="Courier New" w:hint="default"/>
+      </w:rPr>
+    </w:lvl>
+    <w:lvl w:ilvl="8" w:tplc="04090005" w:tentative="1">
+      <w:start w:val="1"/>
+      <w:numFmt w:val="bullet"/>
+      <w:lvlText w:val=""/>
+      <w:lvlJc w:val="left"/>
+      <w:pPr>
+        <w:ind w:left="6480" w:hanging="360"/>
+      </w:pPr>
+      <w:rPr>
+        <w:rFonts w:ascii="Wingdings" w:hAnsi="Wingdings" w:hint="default"/>
+      </w:rPr>
+    </w:lvl>
+  </w:abstractNum>
+  <w:abstractNum w:abstractNumId="6" w15:restartNumberingAfterBreak="0">
     <w:nsid w:val="19230763"/>
     <w:multiLevelType w:val="hybridMultilevel"/>
     <w:tmpl w:val="152C795A"/>
@@ -3267,7 +5430,156 @@
       </w:rPr>
     </w:lvl>
   </w:abstractNum>
-  <w:abstractNum w:abstractNumId="5" w15:restartNumberingAfterBreak="0">
+  <w:abstractNum w:abstractNumId="7" w15:restartNumberingAfterBreak="0">
+    <w:nsid w:val="1D5E5AB4"/>
+    <w:multiLevelType w:val="multilevel"/>
+    <w:tmpl w:val="FC889436"/>
+    <w:lvl w:ilvl="0">
+      <w:start w:val="1"/>
+      <w:numFmt w:val="bullet"/>
+      <w:lvlText w:val=""/>
+      <w:lvlJc w:val="left"/>
+      <w:pPr>
+        <w:tabs>
+          <w:tab w:val="num" w:pos="720"/>
+        </w:tabs>
+        <w:ind w:left="720" w:hanging="360"/>
+      </w:pPr>
+      <w:rPr>
+        <w:rFonts w:ascii="Symbol" w:hAnsi="Symbol" w:hint="default"/>
+        <w:sz w:val="20"/>
+      </w:rPr>
+    </w:lvl>
+    <w:lvl w:ilvl="1" w:tentative="1">
+      <w:start w:val="1"/>
+      <w:numFmt w:val="bullet"/>
+      <w:lvlText w:val="o"/>
+      <w:lvlJc w:val="left"/>
+      <w:pPr>
+        <w:tabs>
+          <w:tab w:val="num" w:pos="1440"/>
+        </w:tabs>
+        <w:ind w:left="1440" w:hanging="360"/>
+      </w:pPr>
+      <w:rPr>
+        <w:rFonts w:ascii="Courier New" w:hAnsi="Courier New" w:hint="default"/>
+        <w:sz w:val="20"/>
+      </w:rPr>
+    </w:lvl>
+    <w:lvl w:ilvl="2" w:tentative="1">
+      <w:start w:val="1"/>
+      <w:numFmt w:val="bullet"/>
+      <w:lvlText w:val=""/>
+      <w:lvlJc w:val="left"/>
+      <w:pPr>
+        <w:tabs>
+          <w:tab w:val="num" w:pos="2160"/>
+        </w:tabs>
+        <w:ind w:left="2160" w:hanging="360"/>
+      </w:pPr>
+      <w:rPr>
+        <w:rFonts w:ascii="Wingdings" w:hAnsi="Wingdings" w:hint="default"/>
+        <w:sz w:val="20"/>
+      </w:rPr>
+    </w:lvl>
+    <w:lvl w:ilvl="3" w:tentative="1">
+      <w:start w:val="1"/>
+      <w:numFmt w:val="bullet"/>
+      <w:lvlText w:val=""/>
+      <w:lvlJc w:val="left"/>
+      <w:pPr>
+        <w:tabs>
+          <w:tab w:val="num" w:pos="2880"/>
+        </w:tabs>
+        <w:ind w:left="2880" w:hanging="360"/>
+      </w:pPr>
+      <w:rPr>
+        <w:rFonts w:ascii="Wingdings" w:hAnsi="Wingdings" w:hint="default"/>
+        <w:sz w:val="20"/>
+      </w:rPr>
+    </w:lvl>
+    <w:lvl w:ilvl="4" w:tentative="1">
+      <w:start w:val="1"/>
+      <w:numFmt w:val="bullet"/>
+      <w:lvlText w:val=""/>
+      <w:lvlJc w:val="left"/>
+      <w:pPr>
+        <w:tabs>
+          <w:tab w:val="num" w:pos="3600"/>
+        </w:tabs>
+        <w:ind w:left="3600" w:hanging="360"/>
+      </w:pPr>
+      <w:rPr>
+        <w:rFonts w:ascii="Wingdings" w:hAnsi="Wingdings" w:hint="default"/>
+        <w:sz w:val="20"/>
+      </w:rPr>
+    </w:lvl>
+    <w:lvl w:ilvl="5" w:tentative="1">
+      <w:start w:val="1"/>
+      <w:numFmt w:val="bullet"/>
+      <w:lvlText w:val=""/>
+      <w:lvlJc w:val="left"/>
+      <w:pPr>
+        <w:tabs>
+          <w:tab w:val="num" w:pos="4320"/>
+        </w:tabs>
+        <w:ind w:left="4320" w:hanging="360"/>
+      </w:pPr>
+      <w:rPr>
+        <w:rFonts w:ascii="Wingdings" w:hAnsi="Wingdings" w:hint="default"/>
+        <w:sz w:val="20"/>
+      </w:rPr>
+    </w:lvl>
+    <w:lvl w:ilvl="6" w:tentative="1">
+      <w:start w:val="1"/>
+      <w:numFmt w:val="bullet"/>
+      <w:lvlText w:val=""/>
+      <w:lvlJc w:val="left"/>
+      <w:pPr>
+        <w:tabs>
+          <w:tab w:val="num" w:pos="5040"/>
+        </w:tabs>
+        <w:ind w:left="5040" w:hanging="360"/>
+      </w:pPr>
+      <w:rPr>
+        <w:rFonts w:ascii="Wingdings" w:hAnsi="Wingdings" w:hint="default"/>
+        <w:sz w:val="20"/>
+      </w:rPr>
+    </w:lvl>
+    <w:lvl w:ilvl="7" w:tentative="1">
+      <w:start w:val="1"/>
+      <w:numFmt w:val="bullet"/>
+      <w:lvlText w:val=""/>
+      <w:lvlJc w:val="left"/>
+      <w:pPr>
+        <w:tabs>
+          <w:tab w:val="num" w:pos="5760"/>
+        </w:tabs>
+        <w:ind w:left="5760" w:hanging="360"/>
+      </w:pPr>
+      <w:rPr>
+        <w:rFonts w:ascii="Wingdings" w:hAnsi="Wingdings" w:hint="default"/>
+        <w:sz w:val="20"/>
+      </w:rPr>
+    </w:lvl>
+    <w:lvl w:ilvl="8" w:tentative="1">
+      <w:start w:val="1"/>
+      <w:numFmt w:val="bullet"/>
+      <w:lvlText w:val=""/>
+      <w:lvlJc w:val="left"/>
+      <w:pPr>
+        <w:tabs>
+          <w:tab w:val="num" w:pos="6480"/>
+        </w:tabs>
+        <w:ind w:left="6480" w:hanging="360"/>
+      </w:pPr>
+      <w:rPr>
+        <w:rFonts w:ascii="Wingdings" w:hAnsi="Wingdings" w:hint="default"/>
+        <w:sz w:val="20"/>
+      </w:rPr>
+    </w:lvl>
+  </w:abstractNum>
+  <w:abstractNum w:abstractNumId="8" w15:restartNumberingAfterBreak="0">
     <w:nsid w:val="20E77DDC"/>
     <w:multiLevelType w:val="hybridMultilevel"/>
     <w:tmpl w:val="4FA2706E"/>
@@ -3407,7 +5719,7 @@
       </w:rPr>
     </w:lvl>
   </w:abstractNum>
-  <w:abstractNum w:abstractNumId="6" w15:restartNumberingAfterBreak="0">
+  <w:abstractNum w:abstractNumId="9" w15:restartNumberingAfterBreak="0">
     <w:nsid w:val="23A11D4C"/>
     <w:multiLevelType w:val="hybridMultilevel"/>
     <w:tmpl w:val="304AE372"/>
@@ -3547,7 +5859,7 @@
       </w:rPr>
     </w:lvl>
   </w:abstractNum>
-  <w:abstractNum w:abstractNumId="7" w15:restartNumberingAfterBreak="0">
+  <w:abstractNum w:abstractNumId="10" w15:restartNumberingAfterBreak="0">
     <w:nsid w:val="24ED63F5"/>
     <w:multiLevelType w:val="hybridMultilevel"/>
     <w:tmpl w:val="1348358C"/>
@@ -3686,7 +5998,7 @@
       </w:rPr>
     </w:lvl>
   </w:abstractNum>
-  <w:abstractNum w:abstractNumId="8" w15:restartNumberingAfterBreak="0">
+  <w:abstractNum w:abstractNumId="11" w15:restartNumberingAfterBreak="0">
     <w:nsid w:val="25600FD0"/>
     <w:multiLevelType w:val="hybridMultilevel"/>
     <w:tmpl w:val="77B275E0"/>
@@ -3776,7 +6088,7 @@
       </w:pPr>
     </w:lvl>
   </w:abstractNum>
-  <w:abstractNum w:abstractNumId="9" w15:restartNumberingAfterBreak="0">
+  <w:abstractNum w:abstractNumId="12" w15:restartNumberingAfterBreak="0">
     <w:nsid w:val="2AD55A94"/>
     <w:multiLevelType w:val="multilevel"/>
     <w:tmpl w:val="677ECBEC"/>
@@ -3925,7 +6237,7 @@
       </w:rPr>
     </w:lvl>
   </w:abstractNum>
-  <w:abstractNum w:abstractNumId="10" w15:restartNumberingAfterBreak="0">
+  <w:abstractNum w:abstractNumId="13" w15:restartNumberingAfterBreak="0">
     <w:nsid w:val="2C904902"/>
     <w:multiLevelType w:val="multilevel"/>
     <w:tmpl w:val="10C47BBC"/>
@@ -4074,7 +6386,7 @@
       </w:rPr>
     </w:lvl>
   </w:abstractNum>
-  <w:abstractNum w:abstractNumId="11" w15:restartNumberingAfterBreak="0">
+  <w:abstractNum w:abstractNumId="14" w15:restartNumberingAfterBreak="0">
     <w:nsid w:val="2D6E162D"/>
     <w:multiLevelType w:val="hybridMultilevel"/>
     <w:tmpl w:val="E6B66A8E"/>
@@ -4187,7 +6499,7 @@
       </w:rPr>
     </w:lvl>
   </w:abstractNum>
-  <w:abstractNum w:abstractNumId="12" w15:restartNumberingAfterBreak="0">
+  <w:abstractNum w:abstractNumId="15" w15:restartNumberingAfterBreak="0">
     <w:nsid w:val="2EE53A41"/>
     <w:multiLevelType w:val="multilevel"/>
     <w:tmpl w:val="FEB06176"/>
@@ -4336,7 +6648,382 @@
       </w:rPr>
     </w:lvl>
   </w:abstractNum>
-  <w:abstractNum w:abstractNumId="13" w15:restartNumberingAfterBreak="0">
+  <w:abstractNum w:abstractNumId="16" w15:restartNumberingAfterBreak="0">
+    <w:nsid w:val="31F77DDD"/>
+    <w:multiLevelType w:val="hybridMultilevel"/>
+    <w:tmpl w:val="D46CDC28"/>
+    <w:lvl w:ilvl="0" w:tplc="04090001">
+      <w:start w:val="1"/>
+      <w:numFmt w:val="bullet"/>
+      <w:lvlText w:val=""/>
+      <w:lvlJc w:val="left"/>
+      <w:pPr>
+        <w:ind w:left="720" w:hanging="360"/>
+      </w:pPr>
+      <w:rPr>
+        <w:rFonts w:ascii="Symbol" w:hAnsi="Symbol" w:hint="default"/>
+      </w:rPr>
+    </w:lvl>
+    <w:lvl w:ilvl="1" w:tplc="04090003" w:tentative="1">
+      <w:start w:val="1"/>
+      <w:numFmt w:val="bullet"/>
+      <w:lvlText w:val="o"/>
+      <w:lvlJc w:val="left"/>
+      <w:pPr>
+        <w:ind w:left="1440" w:hanging="360"/>
+      </w:pPr>
+      <w:rPr>
+        <w:rFonts w:ascii="Courier New" w:hAnsi="Courier New" w:cs="Courier New" w:hint="default"/>
+      </w:rPr>
+    </w:lvl>
+    <w:lvl w:ilvl="2" w:tplc="04090005" w:tentative="1">
+      <w:start w:val="1"/>
+      <w:numFmt w:val="bullet"/>
+      <w:lvlText w:val=""/>
+      <w:lvlJc w:val="left"/>
+      <w:pPr>
+        <w:ind w:left="2160" w:hanging="360"/>
+      </w:pPr>
+      <w:rPr>
+        <w:rFonts w:ascii="Wingdings" w:hAnsi="Wingdings" w:hint="default"/>
+      </w:rPr>
+    </w:lvl>
+    <w:lvl w:ilvl="3" w:tplc="04090001" w:tentative="1">
+      <w:start w:val="1"/>
+      <w:numFmt w:val="bullet"/>
+      <w:lvlText w:val=""/>
+      <w:lvlJc w:val="left"/>
+      <w:pPr>
+        <w:ind w:left="2880" w:hanging="360"/>
+      </w:pPr>
+      <w:rPr>
+        <w:rFonts w:ascii="Symbol" w:hAnsi="Symbol" w:hint="default"/>
+      </w:rPr>
+    </w:lvl>
+    <w:lvl w:ilvl="4" w:tplc="04090003" w:tentative="1">
+      <w:start w:val="1"/>
+      <w:numFmt w:val="bullet"/>
+      <w:lvlText w:val="o"/>
+      <w:lvlJc w:val="left"/>
+      <w:pPr>
+        <w:ind w:left="3600" w:hanging="360"/>
+      </w:pPr>
+      <w:rPr>
+        <w:rFonts w:ascii="Courier New" w:hAnsi="Courier New" w:cs="Courier New" w:hint="default"/>
+      </w:rPr>
+    </w:lvl>
+    <w:lvl w:ilvl="5" w:tplc="04090005" w:tentative="1">
+      <w:start w:val="1"/>
+      <w:numFmt w:val="bullet"/>
+      <w:lvlText w:val=""/>
+      <w:lvlJc w:val="left"/>
+      <w:pPr>
+        <w:ind w:left="4320" w:hanging="360"/>
+      </w:pPr>
+      <w:rPr>
+        <w:rFonts w:ascii="Wingdings" w:hAnsi="Wingdings" w:hint="default"/>
+      </w:rPr>
+    </w:lvl>
+    <w:lvl w:ilvl="6" w:tplc="04090001" w:tentative="1">
+      <w:start w:val="1"/>
+      <w:numFmt w:val="bullet"/>
+      <w:lvlText w:val=""/>
+      <w:lvlJc w:val="left"/>
+      <w:pPr>
+        <w:ind w:left="5040" w:hanging="360"/>
+      </w:pPr>
+      <w:rPr>
+        <w:rFonts w:ascii="Symbol" w:hAnsi="Symbol" w:hint="default"/>
+      </w:rPr>
+    </w:lvl>
+    <w:lvl w:ilvl="7" w:tplc="04090003" w:tentative="1">
+      <w:start w:val="1"/>
+      <w:numFmt w:val="bullet"/>
+      <w:lvlText w:val="o"/>
+      <w:lvlJc w:val="left"/>
+      <w:pPr>
+        <w:ind w:left="5760" w:hanging="360"/>
+      </w:pPr>
+      <w:rPr>
+        <w:rFonts w:ascii="Courier New" w:hAnsi="Courier New" w:cs="Courier New" w:hint="default"/>
+      </w:rPr>
+    </w:lvl>
+    <w:lvl w:ilvl="8" w:tplc="04090005" w:tentative="1">
+      <w:start w:val="1"/>
+      <w:numFmt w:val="bullet"/>
+      <w:lvlText w:val=""/>
+      <w:lvlJc w:val="left"/>
+      <w:pPr>
+        <w:ind w:left="6480" w:hanging="360"/>
+      </w:pPr>
+      <w:rPr>
+        <w:rFonts w:ascii="Wingdings" w:hAnsi="Wingdings" w:hint="default"/>
+      </w:rPr>
+    </w:lvl>
+  </w:abstractNum>
+  <w:abstractNum w:abstractNumId="17" w15:restartNumberingAfterBreak="0">
+    <w:nsid w:val="3A284486"/>
+    <w:multiLevelType w:val="multilevel"/>
+    <w:tmpl w:val="F4DE90C4"/>
+    <w:lvl w:ilvl="0">
+      <w:start w:val="1"/>
+      <w:numFmt w:val="bullet"/>
+      <w:lvlText w:val=""/>
+      <w:lvlJc w:val="left"/>
+      <w:pPr>
+        <w:tabs>
+          <w:tab w:val="num" w:pos="720"/>
+        </w:tabs>
+        <w:ind w:left="720" w:hanging="360"/>
+      </w:pPr>
+      <w:rPr>
+        <w:rFonts w:ascii="Symbol" w:hAnsi="Symbol" w:hint="default"/>
+        <w:sz w:val="20"/>
+      </w:rPr>
+    </w:lvl>
+    <w:lvl w:ilvl="1" w:tentative="1">
+      <w:start w:val="1"/>
+      <w:numFmt w:val="bullet"/>
+      <w:lvlText w:val="o"/>
+      <w:lvlJc w:val="left"/>
+      <w:pPr>
+        <w:tabs>
+          <w:tab w:val="num" w:pos="1440"/>
+        </w:tabs>
+        <w:ind w:left="1440" w:hanging="360"/>
+      </w:pPr>
+      <w:rPr>
+        <w:rFonts w:ascii="Courier New" w:hAnsi="Courier New" w:hint="default"/>
+        <w:sz w:val="20"/>
+      </w:rPr>
+    </w:lvl>
+    <w:lvl w:ilvl="2" w:tentative="1">
+      <w:start w:val="1"/>
+      <w:numFmt w:val="bullet"/>
+      <w:lvlText w:val=""/>
+      <w:lvlJc w:val="left"/>
+      <w:pPr>
+        <w:tabs>
+          <w:tab w:val="num" w:pos="2160"/>
+        </w:tabs>
+        <w:ind w:left="2160" w:hanging="360"/>
+      </w:pPr>
+      <w:rPr>
+        <w:rFonts w:ascii="Wingdings" w:hAnsi="Wingdings" w:hint="default"/>
+        <w:sz w:val="20"/>
+      </w:rPr>
+    </w:lvl>
+    <w:lvl w:ilvl="3" w:tentative="1">
+      <w:start w:val="1"/>
+      <w:numFmt w:val="bullet"/>
+      <w:lvlText w:val=""/>
+      <w:lvlJc w:val="left"/>
+      <w:pPr>
+        <w:tabs>
+          <w:tab w:val="num" w:pos="2880"/>
+        </w:tabs>
+        <w:ind w:left="2880" w:hanging="360"/>
+      </w:pPr>
+      <w:rPr>
+        <w:rFonts w:ascii="Wingdings" w:hAnsi="Wingdings" w:hint="default"/>
+        <w:sz w:val="20"/>
+      </w:rPr>
+    </w:lvl>
+    <w:lvl w:ilvl="4" w:tentative="1">
+      <w:start w:val="1"/>
+      <w:numFmt w:val="bullet"/>
+      <w:lvlText w:val=""/>
+      <w:lvlJc w:val="left"/>
+      <w:pPr>
+        <w:tabs>
+          <w:tab w:val="num" w:pos="3600"/>
+        </w:tabs>
+        <w:ind w:left="3600" w:hanging="360"/>
+      </w:pPr>
+      <w:rPr>
+        <w:rFonts w:ascii="Wingdings" w:hAnsi="Wingdings" w:hint="default"/>
+        <w:sz w:val="20"/>
+      </w:rPr>
+    </w:lvl>
+    <w:lvl w:ilvl="5" w:tentative="1">
+      <w:start w:val="1"/>
+      <w:numFmt w:val="bullet"/>
+      <w:lvlText w:val=""/>
+      <w:lvlJc w:val="left"/>
+      <w:pPr>
+        <w:tabs>
+          <w:tab w:val="num" w:pos="4320"/>
+        </w:tabs>
+        <w:ind w:left="4320" w:hanging="360"/>
+      </w:pPr>
+      <w:rPr>
+        <w:rFonts w:ascii="Wingdings" w:hAnsi="Wingdings" w:hint="default"/>
+        <w:sz w:val="20"/>
+      </w:rPr>
+    </w:lvl>
+    <w:lvl w:ilvl="6" w:tentative="1">
+      <w:start w:val="1"/>
+      <w:numFmt w:val="bullet"/>
+      <w:lvlText w:val=""/>
+      <w:lvlJc w:val="left"/>
+      <w:pPr>
+        <w:tabs>
+          <w:tab w:val="num" w:pos="5040"/>
+        </w:tabs>
+        <w:ind w:left="5040" w:hanging="360"/>
+      </w:pPr>
+      <w:rPr>
+        <w:rFonts w:ascii="Wingdings" w:hAnsi="Wingdings" w:hint="default"/>
+        <w:sz w:val="20"/>
+      </w:rPr>
+    </w:lvl>
+    <w:lvl w:ilvl="7" w:tentative="1">
+      <w:start w:val="1"/>
+      <w:numFmt w:val="bullet"/>
+      <w:lvlText w:val=""/>
+      <w:lvlJc w:val="left"/>
+      <w:pPr>
+        <w:tabs>
+          <w:tab w:val="num" w:pos="5760"/>
+        </w:tabs>
+        <w:ind w:left="5760" w:hanging="360"/>
+      </w:pPr>
+      <w:rPr>
+        <w:rFonts w:ascii="Wingdings" w:hAnsi="Wingdings" w:hint="default"/>
+        <w:sz w:val="20"/>
+      </w:rPr>
+    </w:lvl>
+    <w:lvl w:ilvl="8" w:tentative="1">
+      <w:start w:val="1"/>
+      <w:numFmt w:val="bullet"/>
+      <w:lvlText w:val=""/>
+      <w:lvlJc w:val="left"/>
+      <w:pPr>
+        <w:tabs>
+          <w:tab w:val="num" w:pos="6480"/>
+        </w:tabs>
+        <w:ind w:left="6480" w:hanging="360"/>
+      </w:pPr>
+      <w:rPr>
+        <w:rFonts w:ascii="Wingdings" w:hAnsi="Wingdings" w:hint="default"/>
+        <w:sz w:val="20"/>
+      </w:rPr>
+    </w:lvl>
+  </w:abstractNum>
+  <w:abstractNum w:abstractNumId="18" w15:restartNumberingAfterBreak="0">
+    <w:nsid w:val="3DC43FFE"/>
+    <w:multiLevelType w:val="hybridMultilevel"/>
+    <w:tmpl w:val="81FC3B32"/>
+    <w:lvl w:ilvl="0" w:tplc="04090001">
+      <w:start w:val="1"/>
+      <w:numFmt w:val="bullet"/>
+      <w:lvlText w:val=""/>
+      <w:lvlJc w:val="left"/>
+      <w:pPr>
+        <w:ind w:left="1440" w:hanging="360"/>
+      </w:pPr>
+      <w:rPr>
+        <w:rFonts w:ascii="Symbol" w:hAnsi="Symbol" w:hint="default"/>
+      </w:rPr>
+    </w:lvl>
+    <w:lvl w:ilvl="1" w:tplc="04090003" w:tentative="1">
+      <w:start w:val="1"/>
+      <w:numFmt w:val="bullet"/>
+      <w:lvlText w:val="o"/>
+      <w:lvlJc w:val="left"/>
+      <w:pPr>
+        <w:ind w:left="2160" w:hanging="360"/>
+      </w:pPr>
+      <w:rPr>
+        <w:rFonts w:ascii="Courier New" w:hAnsi="Courier New" w:cs="Courier New" w:hint="default"/>
+      </w:rPr>
+    </w:lvl>
+    <w:lvl w:ilvl="2" w:tplc="04090005" w:tentative="1">
+      <w:start w:val="1"/>
+      <w:numFmt w:val="bullet"/>
+      <w:lvlText w:val=""/>
+      <w:lvlJc w:val="left"/>
+      <w:pPr>
+        <w:ind w:left="2880" w:hanging="360"/>
+      </w:pPr>
+      <w:rPr>
+        <w:rFonts w:ascii="Wingdings" w:hAnsi="Wingdings" w:hint="default"/>
+      </w:rPr>
+    </w:lvl>
+    <w:lvl w:ilvl="3" w:tplc="04090001" w:tentative="1">
+      <w:start w:val="1"/>
+      <w:numFmt w:val="bullet"/>
+      <w:lvlText w:val=""/>
+      <w:lvlJc w:val="left"/>
+      <w:pPr>
+        <w:ind w:left="3600" w:hanging="360"/>
+      </w:pPr>
+      <w:rPr>
+        <w:rFonts w:ascii="Symbol" w:hAnsi="Symbol" w:hint="default"/>
+      </w:rPr>
+    </w:lvl>
+    <w:lvl w:ilvl="4" w:tplc="04090003" w:tentative="1">
+      <w:start w:val="1"/>
+      <w:numFmt w:val="bullet"/>
+      <w:lvlText w:val="o"/>
+      <w:lvlJc w:val="left"/>
+      <w:pPr>
+        <w:ind w:left="4320" w:hanging="360"/>
+      </w:pPr>
+      <w:rPr>
+        <w:rFonts w:ascii="Courier New" w:hAnsi="Courier New" w:cs="Courier New" w:hint="default"/>
+      </w:rPr>
+    </w:lvl>
+    <w:lvl w:ilvl="5" w:tplc="04090005" w:tentative="1">
+      <w:start w:val="1"/>
+      <w:numFmt w:val="bullet"/>
+      <w:lvlText w:val=""/>
+      <w:lvlJc w:val="left"/>
+      <w:pPr>
+        <w:ind w:left="5040" w:hanging="360"/>
+      </w:pPr>
+      <w:rPr>
+        <w:rFonts w:ascii="Wingdings" w:hAnsi="Wingdings" w:hint="default"/>
+      </w:rPr>
+    </w:lvl>
+    <w:lvl w:ilvl="6" w:tplc="04090001" w:tentative="1">
+      <w:start w:val="1"/>
+      <w:numFmt w:val="bullet"/>
+      <w:lvlText w:val=""/>
+      <w:lvlJc w:val="left"/>
+      <w:pPr>
+        <w:ind w:left="5760" w:hanging="360"/>
+      </w:pPr>
+      <w:rPr>
+        <w:rFonts w:ascii="Symbol" w:hAnsi="Symbol" w:hint="default"/>
+      </w:rPr>
+    </w:lvl>
+    <w:lvl w:ilvl="7" w:tplc="04090003" w:tentative="1">
+      <w:start w:val="1"/>
+      <w:numFmt w:val="bullet"/>
+      <w:lvlText w:val="o"/>
+      <w:lvlJc w:val="left"/>
+      <w:pPr>
+        <w:ind w:left="6480" w:hanging="360"/>
+      </w:pPr>
+      <w:rPr>
+        <w:rFonts w:ascii="Courier New" w:hAnsi="Courier New" w:cs="Courier New" w:hint="default"/>
+      </w:rPr>
+    </w:lvl>
+    <w:lvl w:ilvl="8" w:tplc="04090005" w:tentative="1">
+      <w:start w:val="1"/>
+      <w:numFmt w:val="bullet"/>
+      <w:lvlText w:val=""/>
+      <w:lvlJc w:val="left"/>
+      <w:pPr>
+        <w:ind w:left="7200" w:hanging="360"/>
+      </w:pPr>
+      <w:rPr>
+        <w:rFonts w:ascii="Wingdings" w:hAnsi="Wingdings" w:hint="default"/>
+      </w:rPr>
+    </w:lvl>
+  </w:abstractNum>
+  <w:abstractNum w:abstractNumId="19" w15:restartNumberingAfterBreak="0">
     <w:nsid w:val="3E8B09B0"/>
     <w:multiLevelType w:val="hybridMultilevel"/>
     <w:tmpl w:val="C34CE320"/>
@@ -4476,7 +7163,7 @@
       </w:rPr>
     </w:lvl>
   </w:abstractNum>
-  <w:abstractNum w:abstractNumId="14" w15:restartNumberingAfterBreak="0">
+  <w:abstractNum w:abstractNumId="20" w15:restartNumberingAfterBreak="0">
     <w:nsid w:val="3FF728BD"/>
     <w:multiLevelType w:val="multilevel"/>
     <w:tmpl w:val="1CF2C480"/>
@@ -4625,7 +7312,269 @@
       </w:rPr>
     </w:lvl>
   </w:abstractNum>
-  <w:abstractNum w:abstractNumId="15" w15:restartNumberingAfterBreak="0">
+  <w:abstractNum w:abstractNumId="21" w15:restartNumberingAfterBreak="0">
+    <w:nsid w:val="462E0423"/>
+    <w:multiLevelType w:val="hybridMultilevel"/>
+    <w:tmpl w:val="D9588F28"/>
+    <w:lvl w:ilvl="0" w:tplc="04090001">
+      <w:start w:val="1"/>
+      <w:numFmt w:val="bullet"/>
+      <w:lvlText w:val=""/>
+      <w:lvlJc w:val="left"/>
+      <w:pPr>
+        <w:ind w:left="720" w:hanging="360"/>
+      </w:pPr>
+      <w:rPr>
+        <w:rFonts w:ascii="Symbol" w:hAnsi="Symbol" w:hint="default"/>
+      </w:rPr>
+    </w:lvl>
+    <w:lvl w:ilvl="1" w:tplc="04090003" w:tentative="1">
+      <w:start w:val="1"/>
+      <w:numFmt w:val="bullet"/>
+      <w:lvlText w:val="o"/>
+      <w:lvlJc w:val="left"/>
+      <w:pPr>
+        <w:ind w:left="1440" w:hanging="360"/>
+      </w:pPr>
+      <w:rPr>
+        <w:rFonts w:ascii="Courier New" w:hAnsi="Courier New" w:cs="Courier New" w:hint="default"/>
+      </w:rPr>
+    </w:lvl>
+    <w:lvl w:ilvl="2" w:tplc="04090005" w:tentative="1">
+      <w:start w:val="1"/>
+      <w:numFmt w:val="bullet"/>
+      <w:lvlText w:val=""/>
+      <w:lvlJc w:val="left"/>
+      <w:pPr>
+        <w:ind w:left="2160" w:hanging="360"/>
+      </w:pPr>
+      <w:rPr>
+        <w:rFonts w:ascii="Wingdings" w:hAnsi="Wingdings" w:hint="default"/>
+      </w:rPr>
+    </w:lvl>
+    <w:lvl w:ilvl="3" w:tplc="04090001" w:tentative="1">
+      <w:start w:val="1"/>
+      <w:numFmt w:val="bullet"/>
+      <w:lvlText w:val=""/>
+      <w:lvlJc w:val="left"/>
+      <w:pPr>
+        <w:ind w:left="2880" w:hanging="360"/>
+      </w:pPr>
+      <w:rPr>
+        <w:rFonts w:ascii="Symbol" w:hAnsi="Symbol" w:hint="default"/>
+      </w:rPr>
+    </w:lvl>
+    <w:lvl w:ilvl="4" w:tplc="04090003" w:tentative="1">
+      <w:start w:val="1"/>
+      <w:numFmt w:val="bullet"/>
+      <w:lvlText w:val="o"/>
+      <w:lvlJc w:val="left"/>
+      <w:pPr>
+        <w:ind w:left="3600" w:hanging="360"/>
+      </w:pPr>
+      <w:rPr>
+        <w:rFonts w:ascii="Courier New" w:hAnsi="Courier New" w:cs="Courier New" w:hint="default"/>
+      </w:rPr>
+    </w:lvl>
+    <w:lvl w:ilvl="5" w:tplc="04090005" w:tentative="1">
+      <w:start w:val="1"/>
+      <w:numFmt w:val="bullet"/>
+      <w:lvlText w:val=""/>
+      <w:lvlJc w:val="left"/>
+      <w:pPr>
+        <w:ind w:left="4320" w:hanging="360"/>
+      </w:pPr>
+      <w:rPr>
+        <w:rFonts w:ascii="Wingdings" w:hAnsi="Wingdings" w:hint="default"/>
+      </w:rPr>
+    </w:lvl>
+    <w:lvl w:ilvl="6" w:tplc="04090001" w:tentative="1">
+      <w:start w:val="1"/>
+      <w:numFmt w:val="bullet"/>
+      <w:lvlText w:val=""/>
+      <w:lvlJc w:val="left"/>
+      <w:pPr>
+        <w:ind w:left="5040" w:hanging="360"/>
+      </w:pPr>
+      <w:rPr>
+        <w:rFonts w:ascii="Symbol" w:hAnsi="Symbol" w:hint="default"/>
+      </w:rPr>
+    </w:lvl>
+    <w:lvl w:ilvl="7" w:tplc="04090003" w:tentative="1">
+      <w:start w:val="1"/>
+      <w:numFmt w:val="bullet"/>
+      <w:lvlText w:val="o"/>
+      <w:lvlJc w:val="left"/>
+      <w:pPr>
+        <w:ind w:left="5760" w:hanging="360"/>
+      </w:pPr>
+      <w:rPr>
+        <w:rFonts w:ascii="Courier New" w:hAnsi="Courier New" w:cs="Courier New" w:hint="default"/>
+      </w:rPr>
+    </w:lvl>
+    <w:lvl w:ilvl="8" w:tplc="04090005" w:tentative="1">
+      <w:start w:val="1"/>
+      <w:numFmt w:val="bullet"/>
+      <w:lvlText w:val=""/>
+      <w:lvlJc w:val="left"/>
+      <w:pPr>
+        <w:ind w:left="6480" w:hanging="360"/>
+      </w:pPr>
+      <w:rPr>
+        <w:rFonts w:ascii="Wingdings" w:hAnsi="Wingdings" w:hint="default"/>
+      </w:rPr>
+    </w:lvl>
+  </w:abstractNum>
+  <w:abstractNum w:abstractNumId="22" w15:restartNumberingAfterBreak="0">
+    <w:nsid w:val="49B44C51"/>
+    <w:multiLevelType w:val="multilevel"/>
+    <w:tmpl w:val="FD96F8C8"/>
+    <w:lvl w:ilvl="0">
+      <w:start w:val="1"/>
+      <w:numFmt w:val="bullet"/>
+      <w:lvlText w:val=""/>
+      <w:lvlJc w:val="left"/>
+      <w:pPr>
+        <w:tabs>
+          <w:tab w:val="num" w:pos="720"/>
+        </w:tabs>
+        <w:ind w:left="720" w:hanging="360"/>
+      </w:pPr>
+      <w:rPr>
+        <w:rFonts w:ascii="Symbol" w:hAnsi="Symbol" w:hint="default"/>
+        <w:sz w:val="20"/>
+      </w:rPr>
+    </w:lvl>
+    <w:lvl w:ilvl="1" w:tentative="1">
+      <w:start w:val="1"/>
+      <w:numFmt w:val="bullet"/>
+      <w:lvlText w:val="o"/>
+      <w:lvlJc w:val="left"/>
+      <w:pPr>
+        <w:tabs>
+          <w:tab w:val="num" w:pos="1440"/>
+        </w:tabs>
+        <w:ind w:left="1440" w:hanging="360"/>
+      </w:pPr>
+      <w:rPr>
+        <w:rFonts w:ascii="Courier New" w:hAnsi="Courier New" w:hint="default"/>
+        <w:sz w:val="20"/>
+      </w:rPr>
+    </w:lvl>
+    <w:lvl w:ilvl="2" w:tentative="1">
+      <w:start w:val="1"/>
+      <w:numFmt w:val="bullet"/>
+      <w:lvlText w:val=""/>
+      <w:lvlJc w:val="left"/>
+      <w:pPr>
+        <w:tabs>
+          <w:tab w:val="num" w:pos="2160"/>
+        </w:tabs>
+        <w:ind w:left="2160" w:hanging="360"/>
+      </w:pPr>
+      <w:rPr>
+        <w:rFonts w:ascii="Wingdings" w:hAnsi="Wingdings" w:hint="default"/>
+        <w:sz w:val="20"/>
+      </w:rPr>
+    </w:lvl>
+    <w:lvl w:ilvl="3" w:tentative="1">
+      <w:start w:val="1"/>
+      <w:numFmt w:val="bullet"/>
+      <w:lvlText w:val=""/>
+      <w:lvlJc w:val="left"/>
+      <w:pPr>
+        <w:tabs>
+          <w:tab w:val="num" w:pos="2880"/>
+        </w:tabs>
+        <w:ind w:left="2880" w:hanging="360"/>
+      </w:pPr>
+      <w:rPr>
+        <w:rFonts w:ascii="Wingdings" w:hAnsi="Wingdings" w:hint="default"/>
+        <w:sz w:val="20"/>
+      </w:rPr>
+    </w:lvl>
+    <w:lvl w:ilvl="4" w:tentative="1">
+      <w:start w:val="1"/>
+      <w:numFmt w:val="bullet"/>
+      <w:lvlText w:val=""/>
+      <w:lvlJc w:val="left"/>
+      <w:pPr>
+        <w:tabs>
+          <w:tab w:val="num" w:pos="3600"/>
+        </w:tabs>
+        <w:ind w:left="3600" w:hanging="360"/>
+      </w:pPr>
+      <w:rPr>
+        <w:rFonts w:ascii="Wingdings" w:hAnsi="Wingdings" w:hint="default"/>
+        <w:sz w:val="20"/>
+      </w:rPr>
+    </w:lvl>
+    <w:lvl w:ilvl="5" w:tentative="1">
+      <w:start w:val="1"/>
+      <w:numFmt w:val="bullet"/>
+      <w:lvlText w:val=""/>
+      <w:lvlJc w:val="left"/>
+      <w:pPr>
+        <w:tabs>
+          <w:tab w:val="num" w:pos="4320"/>
+        </w:tabs>
+        <w:ind w:left="4320" w:hanging="360"/>
+      </w:pPr>
+      <w:rPr>
+        <w:rFonts w:ascii="Wingdings" w:hAnsi="Wingdings" w:hint="default"/>
+        <w:sz w:val="20"/>
+      </w:rPr>
+    </w:lvl>
+    <w:lvl w:ilvl="6" w:tentative="1">
+      <w:start w:val="1"/>
+      <w:numFmt w:val="bullet"/>
+      <w:lvlText w:val=""/>
+      <w:lvlJc w:val="left"/>
+      <w:pPr>
+        <w:tabs>
+          <w:tab w:val="num" w:pos="5040"/>
+        </w:tabs>
+        <w:ind w:left="5040" w:hanging="360"/>
+      </w:pPr>
+      <w:rPr>
+        <w:rFonts w:ascii="Wingdings" w:hAnsi="Wingdings" w:hint="default"/>
+        <w:sz w:val="20"/>
+      </w:rPr>
+    </w:lvl>
+    <w:lvl w:ilvl="7" w:tentative="1">
+      <w:start w:val="1"/>
+      <w:numFmt w:val="bullet"/>
+      <w:lvlText w:val=""/>
+      <w:lvlJc w:val="left"/>
+      <w:pPr>
+        <w:tabs>
+          <w:tab w:val="num" w:pos="5760"/>
+        </w:tabs>
+        <w:ind w:left="5760" w:hanging="360"/>
+      </w:pPr>
+      <w:rPr>
+        <w:rFonts w:ascii="Wingdings" w:hAnsi="Wingdings" w:hint="default"/>
+        <w:sz w:val="20"/>
+      </w:rPr>
+    </w:lvl>
+    <w:lvl w:ilvl="8" w:tentative="1">
+      <w:start w:val="1"/>
+      <w:numFmt w:val="bullet"/>
+      <w:lvlText w:val=""/>
+      <w:lvlJc w:val="left"/>
+      <w:pPr>
+        <w:tabs>
+          <w:tab w:val="num" w:pos="6480"/>
+        </w:tabs>
+        <w:ind w:left="6480" w:hanging="360"/>
+      </w:pPr>
+      <w:rPr>
+        <w:rFonts w:ascii="Wingdings" w:hAnsi="Wingdings" w:hint="default"/>
+        <w:sz w:val="20"/>
+      </w:rPr>
+    </w:lvl>
+  </w:abstractNum>
+  <w:abstractNum w:abstractNumId="23" w15:restartNumberingAfterBreak="0">
     <w:nsid w:val="4C244734"/>
     <w:multiLevelType w:val="hybridMultilevel"/>
     <w:tmpl w:val="8E5AAD74"/>
@@ -4738,7 +7687,7 @@
       </w:rPr>
     </w:lvl>
   </w:abstractNum>
-  <w:abstractNum w:abstractNumId="16" w15:restartNumberingAfterBreak="0">
+  <w:abstractNum w:abstractNumId="24" w15:restartNumberingAfterBreak="0">
     <w:nsid w:val="4F4B3F66"/>
     <w:multiLevelType w:val="hybridMultilevel"/>
     <w:tmpl w:val="E42623C8"/>
@@ -4851,7 +7800,7 @@
       </w:rPr>
     </w:lvl>
   </w:abstractNum>
-  <w:abstractNum w:abstractNumId="17" w15:restartNumberingAfterBreak="0">
+  <w:abstractNum w:abstractNumId="25" w15:restartNumberingAfterBreak="0">
     <w:nsid w:val="571100FF"/>
     <w:multiLevelType w:val="hybridMultilevel"/>
     <w:tmpl w:val="A8A8DC4E"/>
@@ -4964,7 +7913,120 @@
       </w:rPr>
     </w:lvl>
   </w:abstractNum>
-  <w:abstractNum w:abstractNumId="18" w15:restartNumberingAfterBreak="0">
+  <w:abstractNum w:abstractNumId="26" w15:restartNumberingAfterBreak="0">
+    <w:nsid w:val="578839ED"/>
+    <w:multiLevelType w:val="hybridMultilevel"/>
+    <w:tmpl w:val="E5E4F53C"/>
+    <w:lvl w:ilvl="0" w:tplc="04090001">
+      <w:start w:val="1"/>
+      <w:numFmt w:val="bullet"/>
+      <w:lvlText w:val=""/>
+      <w:lvlJc w:val="left"/>
+      <w:pPr>
+        <w:ind w:left="720" w:hanging="360"/>
+      </w:pPr>
+      <w:rPr>
+        <w:rFonts w:ascii="Symbol" w:hAnsi="Symbol" w:hint="default"/>
+      </w:rPr>
+    </w:lvl>
+    <w:lvl w:ilvl="1" w:tplc="04090003" w:tentative="1">
+      <w:start w:val="1"/>
+      <w:numFmt w:val="bullet"/>
+      <w:lvlText w:val="o"/>
+      <w:lvlJc w:val="left"/>
+      <w:pPr>
+        <w:ind w:left="1440" w:hanging="360"/>
+      </w:pPr>
+      <w:rPr>
+        <w:rFonts w:ascii="Courier New" w:hAnsi="Courier New" w:cs="Courier New" w:hint="default"/>
+      </w:rPr>
+    </w:lvl>
+    <w:lvl w:ilvl="2" w:tplc="04090005" w:tentative="1">
+      <w:start w:val="1"/>
+      <w:numFmt w:val="bullet"/>
+      <w:lvlText w:val=""/>
+      <w:lvlJc w:val="left"/>
+      <w:pPr>
+        <w:ind w:left="2160" w:hanging="360"/>
+      </w:pPr>
+      <w:rPr>
+        <w:rFonts w:ascii="Wingdings" w:hAnsi="Wingdings" w:hint="default"/>
+      </w:rPr>
+    </w:lvl>
+    <w:lvl w:ilvl="3" w:tplc="04090001" w:tentative="1">
+      <w:start w:val="1"/>
+      <w:numFmt w:val="bullet"/>
+      <w:lvlText w:val=""/>
+      <w:lvlJc w:val="left"/>
+      <w:pPr>
+        <w:ind w:left="2880" w:hanging="360"/>
+      </w:pPr>
+      <w:rPr>
+        <w:rFonts w:ascii="Symbol" w:hAnsi="Symbol" w:hint="default"/>
+      </w:rPr>
+    </w:lvl>
+    <w:lvl w:ilvl="4" w:tplc="04090003" w:tentative="1">
+      <w:start w:val="1"/>
+      <w:numFmt w:val="bullet"/>
+      <w:lvlText w:val="o"/>
+      <w:lvlJc w:val="left"/>
+      <w:pPr>
+        <w:ind w:left="3600" w:hanging="360"/>
+      </w:pPr>
+      <w:rPr>
+        <w:rFonts w:ascii="Courier New" w:hAnsi="Courier New" w:cs="Courier New" w:hint="default"/>
+      </w:rPr>
+    </w:lvl>
+    <w:lvl w:ilvl="5" w:tplc="04090005" w:tentative="1">
+      <w:start w:val="1"/>
+      <w:numFmt w:val="bullet"/>
+      <w:lvlText w:val=""/>
+      <w:lvlJc w:val="left"/>
+      <w:pPr>
+        <w:ind w:left="4320" w:hanging="360"/>
+      </w:pPr>
+      <w:rPr>
+        <w:rFonts w:ascii="Wingdings" w:hAnsi="Wingdings" w:hint="default"/>
+      </w:rPr>
+    </w:lvl>
+    <w:lvl w:ilvl="6" w:tplc="04090001" w:tentative="1">
+      <w:start w:val="1"/>
+      <w:numFmt w:val="bullet"/>
+      <w:lvlText w:val=""/>
+      <w:lvlJc w:val="left"/>
+      <w:pPr>
+        <w:ind w:left="5040" w:hanging="360"/>
+      </w:pPr>
+      <w:rPr>
+        <w:rFonts w:ascii="Symbol" w:hAnsi="Symbol" w:hint="default"/>
+      </w:rPr>
+    </w:lvl>
+    <w:lvl w:ilvl="7" w:tplc="04090003" w:tentative="1">
+      <w:start w:val="1"/>
+      <w:numFmt w:val="bullet"/>
+      <w:lvlText w:val="o"/>
+      <w:lvlJc w:val="left"/>
+      <w:pPr>
+        <w:ind w:left="5760" w:hanging="360"/>
+      </w:pPr>
+      <w:rPr>
+        <w:rFonts w:ascii="Courier New" w:hAnsi="Courier New" w:cs="Courier New" w:hint="default"/>
+      </w:rPr>
+    </w:lvl>
+    <w:lvl w:ilvl="8" w:tplc="04090005" w:tentative="1">
+      <w:start w:val="1"/>
+      <w:numFmt w:val="bullet"/>
+      <w:lvlText w:val=""/>
+      <w:lvlJc w:val="left"/>
+      <w:pPr>
+        <w:ind w:left="6480" w:hanging="360"/>
+      </w:pPr>
+      <w:rPr>
+        <w:rFonts w:ascii="Wingdings" w:hAnsi="Wingdings" w:hint="default"/>
+      </w:rPr>
+    </w:lvl>
+  </w:abstractNum>
+  <w:abstractNum w:abstractNumId="27" w15:restartNumberingAfterBreak="0">
     <w:nsid w:val="5AB33E91"/>
     <w:multiLevelType w:val="hybridMultilevel"/>
     <w:tmpl w:val="FB4E8DBA"/>
@@ -5104,7 +8166,269 @@
       </w:rPr>
     </w:lvl>
   </w:abstractNum>
-  <w:abstractNum w:abstractNumId="19" w15:restartNumberingAfterBreak="0">
+  <w:abstractNum w:abstractNumId="28" w15:restartNumberingAfterBreak="0">
+    <w:nsid w:val="5D887B16"/>
+    <w:multiLevelType w:val="multilevel"/>
+    <w:tmpl w:val="7E82B628"/>
+    <w:lvl w:ilvl="0">
+      <w:start w:val="1"/>
+      <w:numFmt w:val="bullet"/>
+      <w:lvlText w:val=""/>
+      <w:lvlJc w:val="left"/>
+      <w:pPr>
+        <w:tabs>
+          <w:tab w:val="num" w:pos="720"/>
+        </w:tabs>
+        <w:ind w:left="720" w:hanging="360"/>
+      </w:pPr>
+      <w:rPr>
+        <w:rFonts w:ascii="Symbol" w:hAnsi="Symbol" w:hint="default"/>
+        <w:sz w:val="20"/>
+      </w:rPr>
+    </w:lvl>
+    <w:lvl w:ilvl="1" w:tentative="1">
+      <w:start w:val="1"/>
+      <w:numFmt w:val="bullet"/>
+      <w:lvlText w:val="o"/>
+      <w:lvlJc w:val="left"/>
+      <w:pPr>
+        <w:tabs>
+          <w:tab w:val="num" w:pos="1440"/>
+        </w:tabs>
+        <w:ind w:left="1440" w:hanging="360"/>
+      </w:pPr>
+      <w:rPr>
+        <w:rFonts w:ascii="Courier New" w:hAnsi="Courier New" w:hint="default"/>
+        <w:sz w:val="20"/>
+      </w:rPr>
+    </w:lvl>
+    <w:lvl w:ilvl="2" w:tentative="1">
+      <w:start w:val="1"/>
+      <w:numFmt w:val="bullet"/>
+      <w:lvlText w:val=""/>
+      <w:lvlJc w:val="left"/>
+      <w:pPr>
+        <w:tabs>
+          <w:tab w:val="num" w:pos="2160"/>
+        </w:tabs>
+        <w:ind w:left="2160" w:hanging="360"/>
+      </w:pPr>
+      <w:rPr>
+        <w:rFonts w:ascii="Wingdings" w:hAnsi="Wingdings" w:hint="default"/>
+        <w:sz w:val="20"/>
+      </w:rPr>
+    </w:lvl>
+    <w:lvl w:ilvl="3" w:tentative="1">
+      <w:start w:val="1"/>
+      <w:numFmt w:val="bullet"/>
+      <w:lvlText w:val=""/>
+      <w:lvlJc w:val="left"/>
+      <w:pPr>
+        <w:tabs>
+          <w:tab w:val="num" w:pos="2880"/>
+        </w:tabs>
+        <w:ind w:left="2880" w:hanging="360"/>
+      </w:pPr>
+      <w:rPr>
+        <w:rFonts w:ascii="Wingdings" w:hAnsi="Wingdings" w:hint="default"/>
+        <w:sz w:val="20"/>
+      </w:rPr>
+    </w:lvl>
+    <w:lvl w:ilvl="4" w:tentative="1">
+      <w:start w:val="1"/>
+      <w:numFmt w:val="bullet"/>
+      <w:lvlText w:val=""/>
+      <w:lvlJc w:val="left"/>
+      <w:pPr>
+        <w:tabs>
+          <w:tab w:val="num" w:pos="3600"/>
+        </w:tabs>
+        <w:ind w:left="3600" w:hanging="360"/>
+      </w:pPr>
+      <w:rPr>
+        <w:rFonts w:ascii="Wingdings" w:hAnsi="Wingdings" w:hint="default"/>
+        <w:sz w:val="20"/>
+      </w:rPr>
+    </w:lvl>
+    <w:lvl w:ilvl="5" w:tentative="1">
+      <w:start w:val="1"/>
+      <w:numFmt w:val="bullet"/>
+      <w:lvlText w:val=""/>
+      <w:lvlJc w:val="left"/>
+      <w:pPr>
+        <w:tabs>
+          <w:tab w:val="num" w:pos="4320"/>
+        </w:tabs>
+        <w:ind w:left="4320" w:hanging="360"/>
+      </w:pPr>
+      <w:rPr>
+        <w:rFonts w:ascii="Wingdings" w:hAnsi="Wingdings" w:hint="default"/>
+        <w:sz w:val="20"/>
+      </w:rPr>
+    </w:lvl>
+    <w:lvl w:ilvl="6" w:tentative="1">
+      <w:start w:val="1"/>
+      <w:numFmt w:val="bullet"/>
+      <w:lvlText w:val=""/>
+      <w:lvlJc w:val="left"/>
+      <w:pPr>
+        <w:tabs>
+          <w:tab w:val="num" w:pos="5040"/>
+        </w:tabs>
+        <w:ind w:left="5040" w:hanging="360"/>
+      </w:pPr>
+      <w:rPr>
+        <w:rFonts w:ascii="Wingdings" w:hAnsi="Wingdings" w:hint="default"/>
+        <w:sz w:val="20"/>
+      </w:rPr>
+    </w:lvl>
+    <w:lvl w:ilvl="7" w:tentative="1">
+      <w:start w:val="1"/>
+      <w:numFmt w:val="bullet"/>
+      <w:lvlText w:val=""/>
+      <w:lvlJc w:val="left"/>
+      <w:pPr>
+        <w:tabs>
+          <w:tab w:val="num" w:pos="5760"/>
+        </w:tabs>
+        <w:ind w:left="5760" w:hanging="360"/>
+      </w:pPr>
+      <w:rPr>
+        <w:rFonts w:ascii="Wingdings" w:hAnsi="Wingdings" w:hint="default"/>
+        <w:sz w:val="20"/>
+      </w:rPr>
+    </w:lvl>
+    <w:lvl w:ilvl="8" w:tentative="1">
+      <w:start w:val="1"/>
+      <w:numFmt w:val="bullet"/>
+      <w:lvlText w:val=""/>
+      <w:lvlJc w:val="left"/>
+      <w:pPr>
+        <w:tabs>
+          <w:tab w:val="num" w:pos="6480"/>
+        </w:tabs>
+        <w:ind w:left="6480" w:hanging="360"/>
+      </w:pPr>
+      <w:rPr>
+        <w:rFonts w:ascii="Wingdings" w:hAnsi="Wingdings" w:hint="default"/>
+        <w:sz w:val="20"/>
+      </w:rPr>
+    </w:lvl>
+  </w:abstractNum>
+  <w:abstractNum w:abstractNumId="29" w15:restartNumberingAfterBreak="0">
+    <w:nsid w:val="5F463EB8"/>
+    <w:multiLevelType w:val="hybridMultilevel"/>
+    <w:tmpl w:val="C6A8C61E"/>
+    <w:lvl w:ilvl="0" w:tplc="04090001">
+      <w:start w:val="1"/>
+      <w:numFmt w:val="bullet"/>
+      <w:lvlText w:val=""/>
+      <w:lvlJc w:val="left"/>
+      <w:pPr>
+        <w:ind w:left="720" w:hanging="360"/>
+      </w:pPr>
+      <w:rPr>
+        <w:rFonts w:ascii="Symbol" w:hAnsi="Symbol" w:hint="default"/>
+      </w:rPr>
+    </w:lvl>
+    <w:lvl w:ilvl="1" w:tplc="04090003" w:tentative="1">
+      <w:start w:val="1"/>
+      <w:numFmt w:val="bullet"/>
+      <w:lvlText w:val="o"/>
+      <w:lvlJc w:val="left"/>
+      <w:pPr>
+        <w:ind w:left="1440" w:hanging="360"/>
+      </w:pPr>
+      <w:rPr>
+        <w:rFonts w:ascii="Courier New" w:hAnsi="Courier New" w:cs="Courier New" w:hint="default"/>
+      </w:rPr>
+    </w:lvl>
+    <w:lvl w:ilvl="2" w:tplc="04090005" w:tentative="1">
+      <w:start w:val="1"/>
+      <w:numFmt w:val="bullet"/>
+      <w:lvlText w:val=""/>
+      <w:lvlJc w:val="left"/>
+      <w:pPr>
+        <w:ind w:left="2160" w:hanging="360"/>
+      </w:pPr>
+      <w:rPr>
+        <w:rFonts w:ascii="Wingdings" w:hAnsi="Wingdings" w:hint="default"/>
+      </w:rPr>
+    </w:lvl>
+    <w:lvl w:ilvl="3" w:tplc="04090001" w:tentative="1">
+      <w:start w:val="1"/>
+      <w:numFmt w:val="bullet"/>
+      <w:lvlText w:val=""/>
+      <w:lvlJc w:val="left"/>
+      <w:pPr>
+        <w:ind w:left="2880" w:hanging="360"/>
+      </w:pPr>
+      <w:rPr>
+        <w:rFonts w:ascii="Symbol" w:hAnsi="Symbol" w:hint="default"/>
+      </w:rPr>
+    </w:lvl>
+    <w:lvl w:ilvl="4" w:tplc="04090003" w:tentative="1">
+      <w:start w:val="1"/>
+      <w:numFmt w:val="bullet"/>
+      <w:lvlText w:val="o"/>
+      <w:lvlJc w:val="left"/>
+      <w:pPr>
+        <w:ind w:left="3600" w:hanging="360"/>
+      </w:pPr>
+      <w:rPr>
+        <w:rFonts w:ascii="Courier New" w:hAnsi="Courier New" w:cs="Courier New" w:hint="default"/>
+      </w:rPr>
+    </w:lvl>
+    <w:lvl w:ilvl="5" w:tplc="04090005" w:tentative="1">
+      <w:start w:val="1"/>
+      <w:numFmt w:val="bullet"/>
+      <w:lvlText w:val=""/>
+      <w:lvlJc w:val="left"/>
+      <w:pPr>
+        <w:ind w:left="4320" w:hanging="360"/>
+      </w:pPr>
+      <w:rPr>
+        <w:rFonts w:ascii="Wingdings" w:hAnsi="Wingdings" w:hint="default"/>
+      </w:rPr>
+    </w:lvl>
+    <w:lvl w:ilvl="6" w:tplc="04090001" w:tentative="1">
+      <w:start w:val="1"/>
+      <w:numFmt w:val="bullet"/>
+      <w:lvlText w:val=""/>
+      <w:lvlJc w:val="left"/>
+      <w:pPr>
+        <w:ind w:left="5040" w:hanging="360"/>
+      </w:pPr>
+      <w:rPr>
+        <w:rFonts w:ascii="Symbol" w:hAnsi="Symbol" w:hint="default"/>
+      </w:rPr>
+    </w:lvl>
+    <w:lvl w:ilvl="7" w:tplc="04090003" w:tentative="1">
+      <w:start w:val="1"/>
+      <w:numFmt w:val="bullet"/>
+      <w:lvlText w:val="o"/>
+      <w:lvlJc w:val="left"/>
+      <w:pPr>
+        <w:ind w:left="5760" w:hanging="360"/>
+      </w:pPr>
+      <w:rPr>
+        <w:rFonts w:ascii="Courier New" w:hAnsi="Courier New" w:cs="Courier New" w:hint="default"/>
+      </w:rPr>
+    </w:lvl>
+    <w:lvl w:ilvl="8" w:tplc="04090005" w:tentative="1">
+      <w:start w:val="1"/>
+      <w:numFmt w:val="bullet"/>
+      <w:lvlText w:val=""/>
+      <w:lvlJc w:val="left"/>
+      <w:pPr>
+        <w:ind w:left="6480" w:hanging="360"/>
+      </w:pPr>
+      <w:rPr>
+        <w:rFonts w:ascii="Wingdings" w:hAnsi="Wingdings" w:hint="default"/>
+      </w:rPr>
+    </w:lvl>
+  </w:abstractNum>
+  <w:abstractNum w:abstractNumId="30" w15:restartNumberingAfterBreak="0">
     <w:nsid w:val="60BB23D2"/>
     <w:multiLevelType w:val="hybridMultilevel"/>
     <w:tmpl w:val="E2EE41A0"/>
@@ -5244,7 +8568,120 @@
       </w:rPr>
     </w:lvl>
   </w:abstractNum>
-  <w:abstractNum w:abstractNumId="20" w15:restartNumberingAfterBreak="0">
+  <w:abstractNum w:abstractNumId="31" w15:restartNumberingAfterBreak="0">
+    <w:nsid w:val="60BE1FE8"/>
+    <w:multiLevelType w:val="hybridMultilevel"/>
+    <w:tmpl w:val="9D1E12BC"/>
+    <w:lvl w:ilvl="0" w:tplc="04090001">
+      <w:start w:val="1"/>
+      <w:numFmt w:val="bullet"/>
+      <w:lvlText w:val=""/>
+      <w:lvlJc w:val="left"/>
+      <w:pPr>
+        <w:ind w:left="1440" w:hanging="360"/>
+      </w:pPr>
+      <w:rPr>
+        <w:rFonts w:ascii="Symbol" w:hAnsi="Symbol" w:hint="default"/>
+      </w:rPr>
+    </w:lvl>
+    <w:lvl w:ilvl="1" w:tplc="04090003" w:tentative="1">
+      <w:start w:val="1"/>
+      <w:numFmt w:val="bullet"/>
+      <w:lvlText w:val="o"/>
+      <w:lvlJc w:val="left"/>
+      <w:pPr>
+        <w:ind w:left="2160" w:hanging="360"/>
+      </w:pPr>
+      <w:rPr>
+        <w:rFonts w:ascii="Courier New" w:hAnsi="Courier New" w:cs="Courier New" w:hint="default"/>
+      </w:rPr>
+    </w:lvl>
+    <w:lvl w:ilvl="2" w:tplc="04090005" w:tentative="1">
+      <w:start w:val="1"/>
+      <w:numFmt w:val="bullet"/>
+      <w:lvlText w:val=""/>
+      <w:lvlJc w:val="left"/>
+      <w:pPr>
+        <w:ind w:left="2880" w:hanging="360"/>
+      </w:pPr>
+      <w:rPr>
+        <w:rFonts w:ascii="Wingdings" w:hAnsi="Wingdings" w:hint="default"/>
+      </w:rPr>
+    </w:lvl>
+    <w:lvl w:ilvl="3" w:tplc="04090001" w:tentative="1">
+      <w:start w:val="1"/>
+      <w:numFmt w:val="bullet"/>
+      <w:lvlText w:val=""/>
+      <w:lvlJc w:val="left"/>
+      <w:pPr>
+        <w:ind w:left="3600" w:hanging="360"/>
+      </w:pPr>
+      <w:rPr>
+        <w:rFonts w:ascii="Symbol" w:hAnsi="Symbol" w:hint="default"/>
+      </w:rPr>
+    </w:lvl>
+    <w:lvl w:ilvl="4" w:tplc="04090003" w:tentative="1">
+      <w:start w:val="1"/>
+      <w:numFmt w:val="bullet"/>
+      <w:lvlText w:val="o"/>
+      <w:lvlJc w:val="left"/>
+      <w:pPr>
+        <w:ind w:left="4320" w:hanging="360"/>
+      </w:pPr>
+      <w:rPr>
+        <w:rFonts w:ascii="Courier New" w:hAnsi="Courier New" w:cs="Courier New" w:hint="default"/>
+      </w:rPr>
+    </w:lvl>
+    <w:lvl w:ilvl="5" w:tplc="04090005" w:tentative="1">
+      <w:start w:val="1"/>
+      <w:numFmt w:val="bullet"/>
+      <w:lvlText w:val=""/>
+      <w:lvlJc w:val="left"/>
+      <w:pPr>
+        <w:ind w:left="5040" w:hanging="360"/>
+      </w:pPr>
+      <w:rPr>
+        <w:rFonts w:ascii="Wingdings" w:hAnsi="Wingdings" w:hint="default"/>
+      </w:rPr>
+    </w:lvl>
+    <w:lvl w:ilvl="6" w:tplc="04090001" w:tentative="1">
+      <w:start w:val="1"/>
+      <w:numFmt w:val="bullet"/>
+      <w:lvlText w:val=""/>
+      <w:lvlJc w:val="left"/>
+      <w:pPr>
+        <w:ind w:left="5760" w:hanging="360"/>
+      </w:pPr>
+      <w:rPr>
+        <w:rFonts w:ascii="Symbol" w:hAnsi="Symbol" w:hint="default"/>
+      </w:rPr>
+    </w:lvl>
+    <w:lvl w:ilvl="7" w:tplc="04090003" w:tentative="1">
+      <w:start w:val="1"/>
+      <w:numFmt w:val="bullet"/>
+      <w:lvlText w:val="o"/>
+      <w:lvlJc w:val="left"/>
+      <w:pPr>
+        <w:ind w:left="6480" w:hanging="360"/>
+      </w:pPr>
+      <w:rPr>
+        <w:rFonts w:ascii="Courier New" w:hAnsi="Courier New" w:cs="Courier New" w:hint="default"/>
+      </w:rPr>
+    </w:lvl>
+    <w:lvl w:ilvl="8" w:tplc="04090005" w:tentative="1">
+      <w:start w:val="1"/>
+      <w:numFmt w:val="bullet"/>
+      <w:lvlText w:val=""/>
+      <w:lvlJc w:val="left"/>
+      <w:pPr>
+        <w:ind w:left="7200" w:hanging="360"/>
+      </w:pPr>
+      <w:rPr>
+        <w:rFonts w:ascii="Wingdings" w:hAnsi="Wingdings" w:hint="default"/>
+      </w:rPr>
+    </w:lvl>
+  </w:abstractNum>
+  <w:abstractNum w:abstractNumId="32" w15:restartNumberingAfterBreak="0">
     <w:nsid w:val="64747169"/>
     <w:multiLevelType w:val="hybridMultilevel"/>
     <w:tmpl w:val="2A926DD8"/>
@@ -5357,7 +8794,7 @@
       </w:rPr>
     </w:lvl>
   </w:abstractNum>
-  <w:abstractNum w:abstractNumId="21" w15:restartNumberingAfterBreak="0">
+  <w:abstractNum w:abstractNumId="33" w15:restartNumberingAfterBreak="0">
     <w:nsid w:val="6776658F"/>
     <w:multiLevelType w:val="hybridMultilevel"/>
     <w:tmpl w:val="F8045E6A"/>
@@ -5497,7 +8934,269 @@
       </w:rPr>
     </w:lvl>
   </w:abstractNum>
-  <w:abstractNum w:abstractNumId="22" w15:restartNumberingAfterBreak="0">
+  <w:abstractNum w:abstractNumId="34" w15:restartNumberingAfterBreak="0">
+    <w:nsid w:val="687C3A3E"/>
+    <w:multiLevelType w:val="multilevel"/>
+    <w:tmpl w:val="4202BDAA"/>
+    <w:lvl w:ilvl="0">
+      <w:start w:val="1"/>
+      <w:numFmt w:val="decimal"/>
+      <w:lvlText w:val="%1."/>
+      <w:lvlJc w:val="left"/>
+      <w:pPr>
+        <w:tabs>
+          <w:tab w:val="num" w:pos="720"/>
+        </w:tabs>
+        <w:ind w:left="720" w:hanging="360"/>
+      </w:pPr>
+    </w:lvl>
+    <w:lvl w:ilvl="1" w:tentative="1">
+      <w:start w:val="1"/>
+      <w:numFmt w:val="decimal"/>
+      <w:lvlText w:val="%2."/>
+      <w:lvlJc w:val="left"/>
+      <w:pPr>
+        <w:tabs>
+          <w:tab w:val="num" w:pos="1440"/>
+        </w:tabs>
+        <w:ind w:left="1440" w:hanging="360"/>
+      </w:pPr>
+    </w:lvl>
+    <w:lvl w:ilvl="2" w:tentative="1">
+      <w:start w:val="1"/>
+      <w:numFmt w:val="decimal"/>
+      <w:lvlText w:val="%3."/>
+      <w:lvlJc w:val="left"/>
+      <w:pPr>
+        <w:tabs>
+          <w:tab w:val="num" w:pos="2160"/>
+        </w:tabs>
+        <w:ind w:left="2160" w:hanging="360"/>
+      </w:pPr>
+    </w:lvl>
+    <w:lvl w:ilvl="3" w:tentative="1">
+      <w:start w:val="1"/>
+      <w:numFmt w:val="decimal"/>
+      <w:lvlText w:val="%4."/>
+      <w:lvlJc w:val="left"/>
+      <w:pPr>
+        <w:tabs>
+          <w:tab w:val="num" w:pos="2880"/>
+        </w:tabs>
+        <w:ind w:left="2880" w:hanging="360"/>
+      </w:pPr>
+    </w:lvl>
+    <w:lvl w:ilvl="4" w:tentative="1">
+      <w:start w:val="1"/>
+      <w:numFmt w:val="decimal"/>
+      <w:lvlText w:val="%5."/>
+      <w:lvlJc w:val="left"/>
+      <w:pPr>
+        <w:tabs>
+          <w:tab w:val="num" w:pos="3600"/>
+        </w:tabs>
+        <w:ind w:left="3600" w:hanging="360"/>
+      </w:pPr>
+    </w:lvl>
+    <w:lvl w:ilvl="5" w:tentative="1">
+      <w:start w:val="1"/>
+      <w:numFmt w:val="decimal"/>
+      <w:lvlText w:val="%6."/>
+      <w:lvlJc w:val="left"/>
+      <w:pPr>
+        <w:tabs>
+          <w:tab w:val="num" w:pos="4320"/>
+        </w:tabs>
+        <w:ind w:left="4320" w:hanging="360"/>
+      </w:pPr>
+    </w:lvl>
+    <w:lvl w:ilvl="6" w:tentative="1">
+      <w:start w:val="1"/>
+      <w:numFmt w:val="decimal"/>
+      <w:lvlText w:val="%7."/>
+      <w:lvlJc w:val="left"/>
+      <w:pPr>
+        <w:tabs>
+          <w:tab w:val="num" w:pos="5040"/>
+        </w:tabs>
+        <w:ind w:left="5040" w:hanging="360"/>
+      </w:pPr>
+    </w:lvl>
+    <w:lvl w:ilvl="7" w:tentative="1">
+      <w:start w:val="1"/>
+      <w:numFmt w:val="decimal"/>
+      <w:lvlText w:val="%8."/>
+      <w:lvlJc w:val="left"/>
+      <w:pPr>
+        <w:tabs>
+          <w:tab w:val="num" w:pos="5760"/>
+        </w:tabs>
+        <w:ind w:left="5760" w:hanging="360"/>
+      </w:pPr>
+    </w:lvl>
+    <w:lvl w:ilvl="8" w:tentative="1">
+      <w:start w:val="1"/>
+      <w:numFmt w:val="decimal"/>
+      <w:lvlText w:val="%9."/>
+      <w:lvlJc w:val="left"/>
+      <w:pPr>
+        <w:tabs>
+          <w:tab w:val="num" w:pos="6480"/>
+        </w:tabs>
+        <w:ind w:left="6480" w:hanging="360"/>
+      </w:pPr>
+    </w:lvl>
+  </w:abstractNum>
+  <w:abstractNum w:abstractNumId="35" w15:restartNumberingAfterBreak="0">
+    <w:nsid w:val="6C6417C7"/>
+    <w:multiLevelType w:val="multilevel"/>
+    <w:tmpl w:val="B60A1E1E"/>
+    <w:lvl w:ilvl="0">
+      <w:start w:val="1"/>
+      <w:numFmt w:val="bullet"/>
+      <w:lvlText w:val=""/>
+      <w:lvlJc w:val="left"/>
+      <w:pPr>
+        <w:tabs>
+          <w:tab w:val="num" w:pos="720"/>
+        </w:tabs>
+        <w:ind w:left="720" w:hanging="360"/>
+      </w:pPr>
+      <w:rPr>
+        <w:rFonts w:ascii="Symbol" w:hAnsi="Symbol" w:hint="default"/>
+        <w:sz w:val="20"/>
+      </w:rPr>
+    </w:lvl>
+    <w:lvl w:ilvl="1" w:tentative="1">
+      <w:start w:val="1"/>
+      <w:numFmt w:val="bullet"/>
+      <w:lvlText w:val="o"/>
+      <w:lvlJc w:val="left"/>
+      <w:pPr>
+        <w:tabs>
+          <w:tab w:val="num" w:pos="1440"/>
+        </w:tabs>
+        <w:ind w:left="1440" w:hanging="360"/>
+      </w:pPr>
+      <w:rPr>
+        <w:rFonts w:ascii="Courier New" w:hAnsi="Courier New" w:hint="default"/>
+        <w:sz w:val="20"/>
+      </w:rPr>
+    </w:lvl>
+    <w:lvl w:ilvl="2" w:tentative="1">
+      <w:start w:val="1"/>
+      <w:numFmt w:val="bullet"/>
+      <w:lvlText w:val=""/>
+      <w:lvlJc w:val="left"/>
+      <w:pPr>
+        <w:tabs>
+          <w:tab w:val="num" w:pos="2160"/>
+        </w:tabs>
+        <w:ind w:left="2160" w:hanging="360"/>
+      </w:pPr>
+      <w:rPr>
+        <w:rFonts w:ascii="Wingdings" w:hAnsi="Wingdings" w:hint="default"/>
+        <w:sz w:val="20"/>
+      </w:rPr>
+    </w:lvl>
+    <w:lvl w:ilvl="3" w:tentative="1">
+      <w:start w:val="1"/>
+      <w:numFmt w:val="bullet"/>
+      <w:lvlText w:val=""/>
+      <w:lvlJc w:val="left"/>
+      <w:pPr>
+        <w:tabs>
+          <w:tab w:val="num" w:pos="2880"/>
+        </w:tabs>
+        <w:ind w:left="2880" w:hanging="360"/>
+      </w:pPr>
+      <w:rPr>
+        <w:rFonts w:ascii="Wingdings" w:hAnsi="Wingdings" w:hint="default"/>
+        <w:sz w:val="20"/>
+      </w:rPr>
+    </w:lvl>
+    <w:lvl w:ilvl="4" w:tentative="1">
+      <w:start w:val="1"/>
+      <w:numFmt w:val="bullet"/>
+      <w:lvlText w:val=""/>
+      <w:lvlJc w:val="left"/>
+      <w:pPr>
+        <w:tabs>
+          <w:tab w:val="num" w:pos="3600"/>
+        </w:tabs>
+        <w:ind w:left="3600" w:hanging="360"/>
+      </w:pPr>
+      <w:rPr>
+        <w:rFonts w:ascii="Wingdings" w:hAnsi="Wingdings" w:hint="default"/>
+        <w:sz w:val="20"/>
+      </w:rPr>
+    </w:lvl>
+    <w:lvl w:ilvl="5" w:tentative="1">
+      <w:start w:val="1"/>
+      <w:numFmt w:val="bullet"/>
+      <w:lvlText w:val=""/>
+      <w:lvlJc w:val="left"/>
+      <w:pPr>
+        <w:tabs>
+          <w:tab w:val="num" w:pos="4320"/>
+        </w:tabs>
+        <w:ind w:left="4320" w:hanging="360"/>
+      </w:pPr>
+      <w:rPr>
+        <w:rFonts w:ascii="Wingdings" w:hAnsi="Wingdings" w:hint="default"/>
+        <w:sz w:val="20"/>
+      </w:rPr>
+    </w:lvl>
+    <w:lvl w:ilvl="6" w:tentative="1">
+      <w:start w:val="1"/>
+      <w:numFmt w:val="bullet"/>
+      <w:lvlText w:val=""/>
+      <w:lvlJc w:val="left"/>
+      <w:pPr>
+        <w:tabs>
+          <w:tab w:val="num" w:pos="5040"/>
+        </w:tabs>
+        <w:ind w:left="5040" w:hanging="360"/>
+      </w:pPr>
+      <w:rPr>
+        <w:rFonts w:ascii="Wingdings" w:hAnsi="Wingdings" w:hint="default"/>
+        <w:sz w:val="20"/>
+      </w:rPr>
+    </w:lvl>
+    <w:lvl w:ilvl="7" w:tentative="1">
+      <w:start w:val="1"/>
+      <w:numFmt w:val="bullet"/>
+      <w:lvlText w:val=""/>
+      <w:lvlJc w:val="left"/>
+      <w:pPr>
+        <w:tabs>
+          <w:tab w:val="num" w:pos="5760"/>
+        </w:tabs>
+        <w:ind w:left="5760" w:hanging="360"/>
+      </w:pPr>
+      <w:rPr>
+        <w:rFonts w:ascii="Wingdings" w:hAnsi="Wingdings" w:hint="default"/>
+        <w:sz w:val="20"/>
+      </w:rPr>
+    </w:lvl>
+    <w:lvl w:ilvl="8" w:tentative="1">
+      <w:start w:val="1"/>
+      <w:numFmt w:val="bullet"/>
+      <w:lvlText w:val=""/>
+      <w:lvlJc w:val="left"/>
+      <w:pPr>
+        <w:tabs>
+          <w:tab w:val="num" w:pos="6480"/>
+        </w:tabs>
+        <w:ind w:left="6480" w:hanging="360"/>
+      </w:pPr>
+      <w:rPr>
+        <w:rFonts w:ascii="Wingdings" w:hAnsi="Wingdings" w:hint="default"/>
+        <w:sz w:val="20"/>
+      </w:rPr>
+    </w:lvl>
+  </w:abstractNum>
+  <w:abstractNum w:abstractNumId="36" w15:restartNumberingAfterBreak="0">
     <w:nsid w:val="6CB10540"/>
     <w:multiLevelType w:val="multilevel"/>
     <w:tmpl w:val="117C0F54"/>
@@ -5646,7 +9345,7 @@
       </w:rPr>
     </w:lvl>
   </w:abstractNum>
-  <w:abstractNum w:abstractNumId="23" w15:restartNumberingAfterBreak="0">
+  <w:abstractNum w:abstractNumId="37" w15:restartNumberingAfterBreak="0">
     <w:nsid w:val="763820A6"/>
     <w:multiLevelType w:val="multilevel"/>
     <w:tmpl w:val="6DE44962"/>
@@ -5795,7 +9494,7 @@
       </w:rPr>
     </w:lvl>
   </w:abstractNum>
-  <w:abstractNum w:abstractNumId="24" w15:restartNumberingAfterBreak="0">
+  <w:abstractNum w:abstractNumId="38" w15:restartNumberingAfterBreak="0">
     <w:nsid w:val="77A378F6"/>
     <w:multiLevelType w:val="hybridMultilevel"/>
     <w:tmpl w:val="71404596"/>
@@ -5934,7 +9633,7 @@
       </w:rPr>
     </w:lvl>
   </w:abstractNum>
-  <w:abstractNum w:abstractNumId="25" w15:restartNumberingAfterBreak="0">
+  <w:abstractNum w:abstractNumId="39" w15:restartNumberingAfterBreak="0">
     <w:nsid w:val="78F47A88"/>
     <w:multiLevelType w:val="hybridMultilevel"/>
     <w:tmpl w:val="2A16D29A"/>
@@ -6074,7 +9773,7 @@
       </w:rPr>
     </w:lvl>
   </w:abstractNum>
-  <w:abstractNum w:abstractNumId="26" w15:restartNumberingAfterBreak="0">
+  <w:abstractNum w:abstractNumId="40" w15:restartNumberingAfterBreak="0">
     <w:nsid w:val="7AE0303F"/>
     <w:multiLevelType w:val="multilevel"/>
     <w:tmpl w:val="2B34CF1A"/>
@@ -6223,7 +9922,7 @@
       </w:rPr>
     </w:lvl>
   </w:abstractNum>
-  <w:abstractNum w:abstractNumId="27" w15:restartNumberingAfterBreak="0">
+  <w:abstractNum w:abstractNumId="41" w15:restartNumberingAfterBreak="0">
     <w:nsid w:val="7B1A6DA5"/>
     <w:multiLevelType w:val="hybridMultilevel"/>
     <w:tmpl w:val="42F2BDC6"/>
@@ -6336,7 +10035,7 @@
       </w:rPr>
     </w:lvl>
   </w:abstractNum>
-  <w:abstractNum w:abstractNumId="28" w15:restartNumberingAfterBreak="0">
+  <w:abstractNum w:abstractNumId="42" w15:restartNumberingAfterBreak="0">
     <w:nsid w:val="7D57446C"/>
     <w:multiLevelType w:val="hybridMultilevel"/>
     <w:tmpl w:val="45EE0EF6"/>
@@ -6450,91 +10149,133 @@
     </w:lvl>
   </w:abstractNum>
   <w:num w:numId="1" w16cid:durableId="577062685">
-    <w:abstractNumId w:val="6"/>
+    <w:abstractNumId w:val="9"/>
   </w:num>
   <w:num w:numId="2" w16cid:durableId="322201778">
     <w:abstractNumId w:val="0"/>
   </w:num>
   <w:num w:numId="3" w16cid:durableId="208687166">
-    <w:abstractNumId w:val="5"/>
+    <w:abstractNumId w:val="8"/>
   </w:num>
   <w:num w:numId="4" w16cid:durableId="2111855198">
     <w:abstractNumId w:val="1"/>
   </w:num>
   <w:num w:numId="5" w16cid:durableId="1599174464">
-    <w:abstractNumId w:val="21"/>
+    <w:abstractNumId w:val="33"/>
   </w:num>
   <w:num w:numId="6" w16cid:durableId="1548639718">
-    <w:abstractNumId w:val="19"/>
+    <w:abstractNumId w:val="30"/>
   </w:num>
   <w:num w:numId="7" w16cid:durableId="1566180714">
-    <w:abstractNumId w:val="4"/>
+    <w:abstractNumId w:val="6"/>
   </w:num>
   <w:num w:numId="8" w16cid:durableId="1571699089">
-    <w:abstractNumId w:val="24"/>
+    <w:abstractNumId w:val="38"/>
   </w:num>
   <w:num w:numId="9" w16cid:durableId="547761337">
-    <w:abstractNumId w:val="10"/>
+    <w:abstractNumId w:val="13"/>
   </w:num>
   <w:num w:numId="10" w16cid:durableId="662897721">
-    <w:abstractNumId w:val="8"/>
+    <w:abstractNumId w:val="11"/>
   </w:num>
   <w:num w:numId="11" w16cid:durableId="650016910">
-    <w:abstractNumId w:val="12"/>
+    <w:abstractNumId w:val="15"/>
   </w:num>
   <w:num w:numId="12" w16cid:durableId="238027198">
-    <w:abstractNumId w:val="14"/>
+    <w:abstractNumId w:val="20"/>
   </w:num>
   <w:num w:numId="13" w16cid:durableId="930549138">
     <w:abstractNumId w:val="2"/>
   </w:num>
   <w:num w:numId="14" w16cid:durableId="293996543">
-    <w:abstractNumId w:val="27"/>
+    <w:abstractNumId w:val="41"/>
   </w:num>
   <w:num w:numId="15" w16cid:durableId="1340960817">
-    <w:abstractNumId w:val="16"/>
+    <w:abstractNumId w:val="24"/>
   </w:num>
   <w:num w:numId="16" w16cid:durableId="1197081635">
-    <w:abstractNumId w:val="17"/>
+    <w:abstractNumId w:val="25"/>
   </w:num>
   <w:num w:numId="17" w16cid:durableId="874659711">
-    <w:abstractNumId w:val="22"/>
+    <w:abstractNumId w:val="36"/>
   </w:num>
   <w:num w:numId="18" w16cid:durableId="1540389038">
-    <w:abstractNumId w:val="9"/>
+    <w:abstractNumId w:val="12"/>
   </w:num>
   <w:num w:numId="19" w16cid:durableId="495657735">
     <w:abstractNumId w:val="3"/>
   </w:num>
   <w:num w:numId="20" w16cid:durableId="362175468">
-    <w:abstractNumId w:val="11"/>
+    <w:abstractNumId w:val="14"/>
   </w:num>
   <w:num w:numId="21" w16cid:durableId="633096198">
-    <w:abstractNumId w:val="15"/>
+    <w:abstractNumId w:val="23"/>
   </w:num>
   <w:num w:numId="22" w16cid:durableId="1821461157">
-    <w:abstractNumId w:val="20"/>
+    <w:abstractNumId w:val="32"/>
   </w:num>
   <w:num w:numId="23" w16cid:durableId="715154439">
-    <w:abstractNumId w:val="25"/>
+    <w:abstractNumId w:val="39"/>
   </w:num>
   <w:num w:numId="24" w16cid:durableId="33501576">
-    <w:abstractNumId w:val="13"/>
+    <w:abstractNumId w:val="19"/>
   </w:num>
   <w:num w:numId="25" w16cid:durableId="1709795634">
+    <w:abstractNumId w:val="27"/>
+  </w:num>
+  <w:num w:numId="26" w16cid:durableId="1793939576">
+    <w:abstractNumId w:val="40"/>
+  </w:num>
+  <w:num w:numId="27" w16cid:durableId="174735414">
+    <w:abstractNumId w:val="10"/>
+  </w:num>
+  <w:num w:numId="28" w16cid:durableId="1616206762">
+    <w:abstractNumId w:val="37"/>
+  </w:num>
+  <w:num w:numId="29" w16cid:durableId="1297679843">
+    <w:abstractNumId w:val="42"/>
+  </w:num>
+  <w:num w:numId="30" w16cid:durableId="1593657270">
+    <w:abstractNumId w:val="35"/>
+  </w:num>
+  <w:num w:numId="31" w16cid:durableId="309210430">
+    <w:abstractNumId w:val="26"/>
+  </w:num>
+  <w:num w:numId="32" w16cid:durableId="1223366318">
+    <w:abstractNumId w:val="28"/>
+  </w:num>
+  <w:num w:numId="33" w16cid:durableId="1309093471">
+    <w:abstractNumId w:val="16"/>
+  </w:num>
+  <w:num w:numId="34" w16cid:durableId="460269644">
+    <w:abstractNumId w:val="17"/>
+  </w:num>
+  <w:num w:numId="35" w16cid:durableId="315959872">
+    <w:abstractNumId w:val="5"/>
+  </w:num>
+  <w:num w:numId="36" w16cid:durableId="1226724636">
+    <w:abstractNumId w:val="34"/>
+  </w:num>
+  <w:num w:numId="37" w16cid:durableId="1650867317">
+    <w:abstractNumId w:val="22"/>
+  </w:num>
+  <w:num w:numId="38" w16cid:durableId="1932007605">
+    <w:abstractNumId w:val="4"/>
+  </w:num>
+  <w:num w:numId="39" w16cid:durableId="1035695652">
+    <w:abstractNumId w:val="7"/>
+  </w:num>
+  <w:num w:numId="40" w16cid:durableId="939139810">
+    <w:abstractNumId w:val="31"/>
+  </w:num>
+  <w:num w:numId="41" w16cid:durableId="1151599507">
     <w:abstractNumId w:val="18"/>
   </w:num>
-  <w:num w:numId="26" w16cid:durableId="1793939576">
-    <w:abstractNumId w:val="26"/>
+  <w:num w:numId="42" w16cid:durableId="1067070896">
+    <w:abstractNumId w:val="29"/>
   </w:num>
-  <w:num w:numId="27" w16cid:durableId="174735414">
-    <w:abstractNumId w:val="7"/>
-  </w:num>
-  <w:num w:numId="28" w16cid:durableId="1616206762">
-    <w:abstractNumId w:val="23"/>
-  </w:num>
-  <w:num w:numId="29" w16cid:durableId="1297679843">
-    <w:abstractNumId w:val="28"/>
+  <w:num w:numId="43" w16cid:durableId="1519344397">
+    <w:abstractNumId w:val="21"/>
   </w:num>
 </w:numbering>
 </file>
@@ -7057,7 +10798,6 @@
     <w:next w:val="Normal"/>
     <w:link w:val="Heading6Char"/>
     <w:uiPriority w:val="9"/>
-    <w:semiHidden/>
     <w:unhideWhenUsed/>
     <w:qFormat/>
     <w:rsid w:val="00410300"/>
@@ -7237,7 +10977,6 @@
     <w:basedOn w:val="DefaultParagraphFont"/>
     <w:link w:val="Heading6"/>
     <w:uiPriority w:val="9"/>
-    <w:semiHidden/>
     <w:rsid w:val="00410300"/>
     <w:rPr>
       <w:rFonts w:eastAsiaTheme="majorEastAsia" w:cstheme="majorBidi"/>
@@ -7476,6 +11215,33 @@
     <w:rPr>
       <w:color w:val="605E5C"/>
       <w:shd w:val="clear" w:color="auto" w:fill="E1DFDD"/>
+    </w:rPr>
+  </w:style>
+  <w:style w:type="paragraph" w:styleId="NormalWeb">
+    <w:name w:val="Normal (Web)"/>
+    <w:basedOn w:val="Normal"/>
+    <w:uiPriority w:val="99"/>
+    <w:semiHidden/>
+    <w:unhideWhenUsed/>
+    <w:rsid w:val="00891FAE"/>
+    <w:pPr>
+      <w:spacing w:before="100" w:beforeAutospacing="1" w:after="100" w:afterAutospacing="1" w:line="240" w:lineRule="auto"/>
+    </w:pPr>
+    <w:rPr>
+      <w:rFonts w:ascii="Times New Roman" w:eastAsia="Times New Roman" w:hAnsi="Times New Roman" w:cs="Times New Roman"/>
+      <w:kern w:val="0"/>
+      <w14:ligatures w14:val="none"/>
+    </w:rPr>
+  </w:style>
+  <w:style w:type="character" w:styleId="Strong">
+    <w:name w:val="Strong"/>
+    <w:basedOn w:val="DefaultParagraphFont"/>
+    <w:uiPriority w:val="22"/>
+    <w:qFormat/>
+    <w:rsid w:val="007837B4"/>
+    <w:rPr>
+      <w:b/>
+      <w:bCs/>
     </w:rPr>
   </w:style>
 </w:styles>
